--- a/docs/UserGuide-EndUser.docx
+++ b/docs/UserGuide-EndUser.docx
@@ -6,7 +6,7 @@
       <w:pPr>
         <w:pStyle w:val="Heading1"/>
       </w:pPr>
-      <w:bookmarkStart w:id="0" w:name="_Toc227590635"/>
+      <w:bookmarkStart w:id="0" w:name="_Toc227592612"/>
       <w:r>
         <w:t>Table of Contents</w:t>
       </w:r>
@@ -54,7 +54,7 @@
         <w:rPr>
           <w:noProof/>
         </w:rPr>
-        <w:instrText xml:space="preserve"> PAGEREF _Toc227590635 \h </w:instrText>
+        <w:instrText xml:space="preserve"> PAGEREF _Toc227592612 \h </w:instrText>
       </w:r>
       <w:r>
         <w:rPr>
@@ -113,7 +113,7 @@
         <w:rPr>
           <w:noProof/>
         </w:rPr>
-        <w:instrText xml:space="preserve"> PAGEREF _Toc227590636 \h </w:instrText>
+        <w:instrText xml:space="preserve"> PAGEREF _Toc227592613 \h </w:instrText>
       </w:r>
       <w:r>
         <w:rPr>
@@ -172,7 +172,7 @@
         <w:rPr>
           <w:noProof/>
         </w:rPr>
-        <w:instrText xml:space="preserve"> PAGEREF _Toc227590637 \h </w:instrText>
+        <w:instrText xml:space="preserve"> PAGEREF _Toc227592614 \h </w:instrText>
       </w:r>
       <w:r>
         <w:rPr>
@@ -231,7 +231,7 @@
         <w:rPr>
           <w:noProof/>
         </w:rPr>
-        <w:instrText xml:space="preserve"> PAGEREF _Toc227590638 \h </w:instrText>
+        <w:instrText xml:space="preserve"> PAGEREF _Toc227592615 \h </w:instrText>
       </w:r>
       <w:r>
         <w:rPr>
@@ -290,7 +290,7 @@
         <w:rPr>
           <w:noProof/>
         </w:rPr>
-        <w:instrText xml:space="preserve"> PAGEREF _Toc227590639 \h </w:instrText>
+        <w:instrText xml:space="preserve"> PAGEREF _Toc227592616 \h </w:instrText>
       </w:r>
       <w:r>
         <w:rPr>
@@ -349,7 +349,7 @@
         <w:rPr>
           <w:noProof/>
         </w:rPr>
-        <w:instrText xml:space="preserve"> PAGEREF _Toc227590640 \h </w:instrText>
+        <w:instrText xml:space="preserve"> PAGEREF _Toc227592617 \h </w:instrText>
       </w:r>
       <w:r>
         <w:rPr>
@@ -408,7 +408,7 @@
         <w:rPr>
           <w:noProof/>
         </w:rPr>
-        <w:instrText xml:space="preserve"> PAGEREF _Toc227590641 \h </w:instrText>
+        <w:instrText xml:space="preserve"> PAGEREF _Toc227592618 \h </w:instrText>
       </w:r>
       <w:r>
         <w:rPr>
@@ -467,7 +467,7 @@
         <w:rPr>
           <w:noProof/>
         </w:rPr>
-        <w:instrText xml:space="preserve"> PAGEREF _Toc227590642 \h </w:instrText>
+        <w:instrText xml:space="preserve"> PAGEREF _Toc227592619 \h </w:instrText>
       </w:r>
       <w:r>
         <w:rPr>
@@ -526,7 +526,7 @@
         <w:rPr>
           <w:noProof/>
         </w:rPr>
-        <w:instrText xml:space="preserve"> PAGEREF _Toc227590643 \h </w:instrText>
+        <w:instrText xml:space="preserve"> PAGEREF _Toc227592620 \h </w:instrText>
       </w:r>
       <w:r>
         <w:rPr>
@@ -585,7 +585,7 @@
         <w:rPr>
           <w:noProof/>
         </w:rPr>
-        <w:instrText xml:space="preserve"> PAGEREF _Toc227590644 \h </w:instrText>
+        <w:instrText xml:space="preserve"> PAGEREF _Toc227592621 \h </w:instrText>
       </w:r>
       <w:r>
         <w:rPr>
@@ -644,7 +644,7 @@
         <w:rPr>
           <w:noProof/>
         </w:rPr>
-        <w:instrText xml:space="preserve"> PAGEREF _Toc227590645 \h </w:instrText>
+        <w:instrText xml:space="preserve"> PAGEREF _Toc227592622 \h </w:instrText>
       </w:r>
       <w:r>
         <w:rPr>
@@ -703,7 +703,7 @@
         <w:rPr>
           <w:noProof/>
         </w:rPr>
-        <w:instrText xml:space="preserve"> PAGEREF _Toc227590646 \h </w:instrText>
+        <w:instrText xml:space="preserve"> PAGEREF _Toc227592623 \h </w:instrText>
       </w:r>
       <w:r>
         <w:rPr>
@@ -762,7 +762,7 @@
         <w:rPr>
           <w:noProof/>
         </w:rPr>
-        <w:instrText xml:space="preserve"> PAGEREF _Toc227590647 \h </w:instrText>
+        <w:instrText xml:space="preserve"> PAGEREF _Toc227592624 \h </w:instrText>
       </w:r>
       <w:r>
         <w:rPr>
@@ -821,7 +821,7 @@
         <w:rPr>
           <w:noProof/>
         </w:rPr>
-        <w:instrText xml:space="preserve"> PAGEREF _Toc227590648 \h </w:instrText>
+        <w:instrText xml:space="preserve"> PAGEREF _Toc227592625 \h </w:instrText>
       </w:r>
       <w:r>
         <w:rPr>
@@ -880,7 +880,7 @@
         <w:rPr>
           <w:noProof/>
         </w:rPr>
-        <w:instrText xml:space="preserve"> PAGEREF _Toc227590649 \h </w:instrText>
+        <w:instrText xml:space="preserve"> PAGEREF _Toc227592626 \h </w:instrText>
       </w:r>
       <w:r>
         <w:rPr>
@@ -939,7 +939,7 @@
         <w:rPr>
           <w:noProof/>
         </w:rPr>
-        <w:instrText xml:space="preserve"> PAGEREF _Toc227590650 \h </w:instrText>
+        <w:instrText xml:space="preserve"> PAGEREF _Toc227592627 \h </w:instrText>
       </w:r>
       <w:r>
         <w:rPr>
@@ -998,7 +998,7 @@
         <w:rPr>
           <w:noProof/>
         </w:rPr>
-        <w:instrText xml:space="preserve"> PAGEREF _Toc227590651 \h </w:instrText>
+        <w:instrText xml:space="preserve"> PAGEREF _Toc227592628 \h </w:instrText>
       </w:r>
       <w:r>
         <w:rPr>
@@ -1057,7 +1057,7 @@
         <w:rPr>
           <w:noProof/>
         </w:rPr>
-        <w:instrText xml:space="preserve"> PAGEREF _Toc227590652 \h </w:instrText>
+        <w:instrText xml:space="preserve"> PAGEREF _Toc227592629 \h </w:instrText>
       </w:r>
       <w:r>
         <w:rPr>
@@ -1116,7 +1116,7 @@
         <w:rPr>
           <w:noProof/>
         </w:rPr>
-        <w:instrText xml:space="preserve"> PAGEREF _Toc227590653 \h </w:instrText>
+        <w:instrText xml:space="preserve"> PAGEREF _Toc227592630 \h </w:instrText>
       </w:r>
       <w:r>
         <w:rPr>
@@ -1175,7 +1175,7 @@
         <w:rPr>
           <w:noProof/>
         </w:rPr>
-        <w:instrText xml:space="preserve"> PAGEREF _Toc227590654 \h </w:instrText>
+        <w:instrText xml:space="preserve"> PAGEREF _Toc227592631 \h </w:instrText>
       </w:r>
       <w:r>
         <w:rPr>
@@ -1234,7 +1234,7 @@
         <w:rPr>
           <w:noProof/>
         </w:rPr>
-        <w:instrText xml:space="preserve"> PAGEREF _Toc227590655 \h </w:instrText>
+        <w:instrText xml:space="preserve"> PAGEREF _Toc227592632 \h </w:instrText>
       </w:r>
       <w:r>
         <w:rPr>
@@ -1293,7 +1293,7 @@
         <w:rPr>
           <w:noProof/>
         </w:rPr>
-        <w:instrText xml:space="preserve"> PAGEREF _Toc227590656 \h </w:instrText>
+        <w:instrText xml:space="preserve"> PAGEREF _Toc227592633 \h </w:instrText>
       </w:r>
       <w:r>
         <w:rPr>
@@ -1352,7 +1352,7 @@
         <w:rPr>
           <w:noProof/>
         </w:rPr>
-        <w:instrText xml:space="preserve"> PAGEREF _Toc227590657 \h </w:instrText>
+        <w:instrText xml:space="preserve"> PAGEREF _Toc227592634 \h </w:instrText>
       </w:r>
       <w:r>
         <w:rPr>
@@ -1411,7 +1411,7 @@
         <w:rPr>
           <w:noProof/>
         </w:rPr>
-        <w:instrText xml:space="preserve"> PAGEREF _Toc227590658 \h </w:instrText>
+        <w:instrText xml:space="preserve"> PAGEREF _Toc227592635 \h </w:instrText>
       </w:r>
       <w:r>
         <w:rPr>
@@ -1470,7 +1470,7 @@
         <w:rPr>
           <w:noProof/>
         </w:rPr>
-        <w:instrText xml:space="preserve"> PAGEREF _Toc227590659 \h </w:instrText>
+        <w:instrText xml:space="preserve"> PAGEREF _Toc227592636 \h </w:instrText>
       </w:r>
       <w:r>
         <w:rPr>
@@ -1529,7 +1529,7 @@
         <w:rPr>
           <w:noProof/>
         </w:rPr>
-        <w:instrText xml:space="preserve"> PAGEREF _Toc227590660 \h </w:instrText>
+        <w:instrText xml:space="preserve"> PAGEREF _Toc227592637 \h </w:instrText>
       </w:r>
       <w:r>
         <w:rPr>
@@ -1588,7 +1588,7 @@
         <w:rPr>
           <w:noProof/>
         </w:rPr>
-        <w:instrText xml:space="preserve"> PAGEREF _Toc227590661 \h </w:instrText>
+        <w:instrText xml:space="preserve"> PAGEREF _Toc227592638 \h </w:instrText>
       </w:r>
       <w:r>
         <w:rPr>
@@ -1647,7 +1647,7 @@
         <w:rPr>
           <w:noProof/>
         </w:rPr>
-        <w:instrText xml:space="preserve"> PAGEREF _Toc227590662 \h </w:instrText>
+        <w:instrText xml:space="preserve"> PAGEREF _Toc227592639 \h </w:instrText>
       </w:r>
       <w:r>
         <w:rPr>
@@ -1706,7 +1706,7 @@
         <w:rPr>
           <w:noProof/>
         </w:rPr>
-        <w:instrText xml:space="preserve"> PAGEREF _Toc227590663 \h </w:instrText>
+        <w:instrText xml:space="preserve"> PAGEREF _Toc227592640 \h </w:instrText>
       </w:r>
       <w:r>
         <w:rPr>
@@ -1765,7 +1765,7 @@
         <w:rPr>
           <w:noProof/>
         </w:rPr>
-        <w:instrText xml:space="preserve"> PAGEREF _Toc227590664 \h </w:instrText>
+        <w:instrText xml:space="preserve"> PAGEREF _Toc227592641 \h </w:instrText>
       </w:r>
       <w:r>
         <w:rPr>
@@ -1824,7 +1824,7 @@
         <w:rPr>
           <w:noProof/>
         </w:rPr>
-        <w:instrText xml:space="preserve"> PAGEREF _Toc227590665 \h </w:instrText>
+        <w:instrText xml:space="preserve"> PAGEREF _Toc227592642 \h </w:instrText>
       </w:r>
       <w:r>
         <w:rPr>
@@ -1884,7 +1884,7 @@
         <w:rPr>
           <w:noProof/>
         </w:rPr>
-        <w:instrText xml:space="preserve"> PAGEREF _Toc227590666 \h </w:instrText>
+        <w:instrText xml:space="preserve"> PAGEREF _Toc227592643 \h </w:instrText>
       </w:r>
       <w:r>
         <w:rPr>
@@ -1943,7 +1943,7 @@
         <w:rPr>
           <w:noProof/>
         </w:rPr>
-        <w:instrText xml:space="preserve"> PAGEREF _Toc227590667 \h </w:instrText>
+        <w:instrText xml:space="preserve"> PAGEREF _Toc227592644 \h </w:instrText>
       </w:r>
       <w:r>
         <w:rPr>
@@ -2002,7 +2002,7 @@
         <w:rPr>
           <w:noProof/>
         </w:rPr>
-        <w:instrText xml:space="preserve"> PAGEREF _Toc227590668 \h </w:instrText>
+        <w:instrText xml:space="preserve"> PAGEREF _Toc227592645 \h </w:instrText>
       </w:r>
       <w:r>
         <w:rPr>
@@ -2061,7 +2061,7 @@
         <w:rPr>
           <w:noProof/>
         </w:rPr>
-        <w:instrText xml:space="preserve"> PAGEREF _Toc227590669 \h </w:instrText>
+        <w:instrText xml:space="preserve"> PAGEREF _Toc227592646 \h </w:instrText>
       </w:r>
       <w:r>
         <w:rPr>
@@ -2120,7 +2120,7 @@
         <w:rPr>
           <w:noProof/>
         </w:rPr>
-        <w:instrText xml:space="preserve"> PAGEREF _Toc227590670 \h </w:instrText>
+        <w:instrText xml:space="preserve"> PAGEREF _Toc227592647 \h </w:instrText>
       </w:r>
       <w:r>
         <w:rPr>
@@ -2179,7 +2179,7 @@
         <w:rPr>
           <w:noProof/>
         </w:rPr>
-        <w:instrText xml:space="preserve"> PAGEREF _Toc227590671 \h </w:instrText>
+        <w:instrText xml:space="preserve"> PAGEREF _Toc227592648 \h </w:instrText>
       </w:r>
       <w:r>
         <w:rPr>
@@ -2238,7 +2238,7 @@
         <w:rPr>
           <w:noProof/>
         </w:rPr>
-        <w:instrText xml:space="preserve"> PAGEREF _Toc227590672 \h </w:instrText>
+        <w:instrText xml:space="preserve"> PAGEREF _Toc227592649 \h </w:instrText>
       </w:r>
       <w:r>
         <w:rPr>
@@ -2297,7 +2297,7 @@
         <w:rPr>
           <w:noProof/>
         </w:rPr>
-        <w:instrText xml:space="preserve"> PAGEREF _Toc227590673 \h </w:instrText>
+        <w:instrText xml:space="preserve"> PAGEREF _Toc227592650 \h </w:instrText>
       </w:r>
       <w:r>
         <w:rPr>
@@ -2356,7 +2356,7 @@
         <w:rPr>
           <w:noProof/>
         </w:rPr>
-        <w:instrText xml:space="preserve"> PAGEREF _Toc227590674 \h </w:instrText>
+        <w:instrText xml:space="preserve"> PAGEREF _Toc227592651 \h </w:instrText>
       </w:r>
       <w:r>
         <w:rPr>
@@ -2415,7 +2415,7 @@
         <w:rPr>
           <w:noProof/>
         </w:rPr>
-        <w:instrText xml:space="preserve"> PAGEREF _Toc227590675 \h </w:instrText>
+        <w:instrText xml:space="preserve"> PAGEREF _Toc227592652 \h </w:instrText>
       </w:r>
       <w:r>
         <w:rPr>
@@ -2474,7 +2474,7 @@
         <w:rPr>
           <w:noProof/>
         </w:rPr>
-        <w:instrText xml:space="preserve"> PAGEREF _Toc227590676 \h </w:instrText>
+        <w:instrText xml:space="preserve"> PAGEREF _Toc227592653 \h </w:instrText>
       </w:r>
       <w:r>
         <w:rPr>
@@ -2533,7 +2533,7 @@
         <w:rPr>
           <w:noProof/>
         </w:rPr>
-        <w:instrText xml:space="preserve"> PAGEREF _Toc227590677 \h </w:instrText>
+        <w:instrText xml:space="preserve"> PAGEREF _Toc227592654 \h </w:instrText>
       </w:r>
       <w:r>
         <w:rPr>
@@ -2592,7 +2592,7 @@
         <w:rPr>
           <w:noProof/>
         </w:rPr>
-        <w:instrText xml:space="preserve"> PAGEREF _Toc227590678 \h </w:instrText>
+        <w:instrText xml:space="preserve"> PAGEREF _Toc227592655 \h </w:instrText>
       </w:r>
       <w:r>
         <w:rPr>
@@ -2651,7 +2651,7 @@
         <w:rPr>
           <w:noProof/>
         </w:rPr>
-        <w:instrText xml:space="preserve"> PAGEREF _Toc227590679 \h </w:instrText>
+        <w:instrText xml:space="preserve"> PAGEREF _Toc227592656 \h </w:instrText>
       </w:r>
       <w:r>
         <w:rPr>
@@ -2710,7 +2710,7 @@
         <w:rPr>
           <w:noProof/>
         </w:rPr>
-        <w:instrText xml:space="preserve"> PAGEREF _Toc227590680 \h </w:instrText>
+        <w:instrText xml:space="preserve"> PAGEREF _Toc227592657 \h </w:instrText>
       </w:r>
       <w:r>
         <w:rPr>
@@ -2769,7 +2769,7 @@
         <w:rPr>
           <w:noProof/>
         </w:rPr>
-        <w:instrText xml:space="preserve"> PAGEREF _Toc227590681 \h </w:instrText>
+        <w:instrText xml:space="preserve"> PAGEREF _Toc227592658 \h </w:instrText>
       </w:r>
       <w:r>
         <w:rPr>
@@ -2828,7 +2828,7 @@
         <w:rPr>
           <w:noProof/>
         </w:rPr>
-        <w:instrText xml:space="preserve"> PAGEREF _Toc227590682 \h </w:instrText>
+        <w:instrText xml:space="preserve"> PAGEREF _Toc227592659 \h </w:instrText>
       </w:r>
       <w:r>
         <w:rPr>
@@ -2887,7 +2887,7 @@
         <w:rPr>
           <w:noProof/>
         </w:rPr>
-        <w:instrText xml:space="preserve"> PAGEREF _Toc227590683 \h </w:instrText>
+        <w:instrText xml:space="preserve"> PAGEREF _Toc227592660 \h </w:instrText>
       </w:r>
       <w:r>
         <w:rPr>
@@ -2946,7 +2946,7 @@
         <w:rPr>
           <w:noProof/>
         </w:rPr>
-        <w:instrText xml:space="preserve"> PAGEREF _Toc227590684 \h </w:instrText>
+        <w:instrText xml:space="preserve"> PAGEREF _Toc227592661 \h </w:instrText>
       </w:r>
       <w:r>
         <w:rPr>
@@ -3005,7 +3005,7 @@
         <w:rPr>
           <w:noProof/>
         </w:rPr>
-        <w:instrText xml:space="preserve"> PAGEREF _Toc227590685 \h </w:instrText>
+        <w:instrText xml:space="preserve"> PAGEREF _Toc227592662 \h </w:instrText>
       </w:r>
       <w:r>
         <w:rPr>
@@ -3064,7 +3064,7 @@
         <w:rPr>
           <w:noProof/>
         </w:rPr>
-        <w:instrText xml:space="preserve"> PAGEREF _Toc227590686 \h </w:instrText>
+        <w:instrText xml:space="preserve"> PAGEREF _Toc227592663 \h </w:instrText>
       </w:r>
       <w:r>
         <w:rPr>
@@ -3123,7 +3123,7 @@
         <w:rPr>
           <w:noProof/>
         </w:rPr>
-        <w:instrText xml:space="preserve"> PAGEREF _Toc227590687 \h </w:instrText>
+        <w:instrText xml:space="preserve"> PAGEREF _Toc227592664 \h </w:instrText>
       </w:r>
       <w:r>
         <w:rPr>
@@ -3182,7 +3182,7 @@
         <w:rPr>
           <w:noProof/>
         </w:rPr>
-        <w:instrText xml:space="preserve"> PAGEREF _Toc227590688 \h </w:instrText>
+        <w:instrText xml:space="preserve"> PAGEREF _Toc227592665 \h </w:instrText>
       </w:r>
       <w:r>
         <w:rPr>
@@ -3241,7 +3241,7 @@
         <w:rPr>
           <w:noProof/>
         </w:rPr>
-        <w:instrText xml:space="preserve"> PAGEREF _Toc227590689 \h </w:instrText>
+        <w:instrText xml:space="preserve"> PAGEREF _Toc227592666 \h </w:instrText>
       </w:r>
       <w:r>
         <w:rPr>
@@ -3300,7 +3300,7 @@
         <w:rPr>
           <w:noProof/>
         </w:rPr>
-        <w:instrText xml:space="preserve"> PAGEREF _Toc227590690 \h </w:instrText>
+        <w:instrText xml:space="preserve"> PAGEREF _Toc227592667 \h </w:instrText>
       </w:r>
       <w:r>
         <w:rPr>
@@ -3359,7 +3359,7 @@
         <w:rPr>
           <w:noProof/>
         </w:rPr>
-        <w:instrText xml:space="preserve"> PAGEREF _Toc227590691 \h </w:instrText>
+        <w:instrText xml:space="preserve"> PAGEREF _Toc227592668 \h </w:instrText>
       </w:r>
       <w:r>
         <w:rPr>
@@ -3418,7 +3418,7 @@
         <w:rPr>
           <w:noProof/>
         </w:rPr>
-        <w:instrText xml:space="preserve"> PAGEREF _Toc227590692 \h </w:instrText>
+        <w:instrText xml:space="preserve"> PAGEREF _Toc227592669 \h </w:instrText>
       </w:r>
       <w:r>
         <w:rPr>
@@ -3477,7 +3477,7 @@
         <w:rPr>
           <w:noProof/>
         </w:rPr>
-        <w:instrText xml:space="preserve"> PAGEREF _Toc227590693 \h </w:instrText>
+        <w:instrText xml:space="preserve"> PAGEREF _Toc227592670 \h </w:instrText>
       </w:r>
       <w:r>
         <w:rPr>
@@ -3536,7 +3536,7 @@
         <w:rPr>
           <w:noProof/>
         </w:rPr>
-        <w:instrText xml:space="preserve"> PAGEREF _Toc227590694 \h </w:instrText>
+        <w:instrText xml:space="preserve"> PAGEREF _Toc227592671 \h </w:instrText>
       </w:r>
       <w:r>
         <w:rPr>
@@ -3595,7 +3595,7 @@
         <w:rPr>
           <w:noProof/>
         </w:rPr>
-        <w:instrText xml:space="preserve"> PAGEREF _Toc227590695 \h </w:instrText>
+        <w:instrText xml:space="preserve"> PAGEREF _Toc227592672 \h </w:instrText>
       </w:r>
       <w:r>
         <w:rPr>
@@ -3654,7 +3654,7 @@
         <w:rPr>
           <w:noProof/>
         </w:rPr>
-        <w:instrText xml:space="preserve"> PAGEREF _Toc227590696 \h </w:instrText>
+        <w:instrText xml:space="preserve"> PAGEREF _Toc227592673 \h </w:instrText>
       </w:r>
       <w:r>
         <w:rPr>
@@ -3713,7 +3713,7 @@
         <w:rPr>
           <w:noProof/>
         </w:rPr>
-        <w:instrText xml:space="preserve"> PAGEREF _Toc227590697 \h </w:instrText>
+        <w:instrText xml:space="preserve"> PAGEREF _Toc227592674 \h </w:instrText>
       </w:r>
       <w:r>
         <w:rPr>
@@ -3772,7 +3772,7 @@
         <w:rPr>
           <w:noProof/>
         </w:rPr>
-        <w:instrText xml:space="preserve"> PAGEREF _Toc227590698 \h </w:instrText>
+        <w:instrText xml:space="preserve"> PAGEREF _Toc227592675 \h </w:instrText>
       </w:r>
       <w:r>
         <w:rPr>
@@ -3832,7 +3832,7 @@
         <w:rPr>
           <w:noProof/>
         </w:rPr>
-        <w:instrText xml:space="preserve"> PAGEREF _Toc227590699 \h </w:instrText>
+        <w:instrText xml:space="preserve"> PAGEREF _Toc227592676 \h </w:instrText>
       </w:r>
       <w:r>
         <w:rPr>
@@ -3891,7 +3891,7 @@
         <w:rPr>
           <w:noProof/>
         </w:rPr>
-        <w:instrText xml:space="preserve"> PAGEREF _Toc227590700 \h </w:instrText>
+        <w:instrText xml:space="preserve"> PAGEREF _Toc227592677 \h </w:instrText>
       </w:r>
       <w:r>
         <w:rPr>
@@ -3950,7 +3950,7 @@
         <w:rPr>
           <w:noProof/>
         </w:rPr>
-        <w:instrText xml:space="preserve"> PAGEREF _Toc227590701 \h </w:instrText>
+        <w:instrText xml:space="preserve"> PAGEREF _Toc227592678 \h </w:instrText>
       </w:r>
       <w:r>
         <w:rPr>
@@ -4009,7 +4009,7 @@
         <w:rPr>
           <w:noProof/>
         </w:rPr>
-        <w:instrText xml:space="preserve"> PAGEREF _Toc227590702 \h </w:instrText>
+        <w:instrText xml:space="preserve"> PAGEREF _Toc227592679 \h </w:instrText>
       </w:r>
       <w:r>
         <w:rPr>
@@ -4068,7 +4068,7 @@
         <w:rPr>
           <w:noProof/>
         </w:rPr>
-        <w:instrText xml:space="preserve"> PAGEREF _Toc227590703 \h </w:instrText>
+        <w:instrText xml:space="preserve"> PAGEREF _Toc227592680 \h </w:instrText>
       </w:r>
       <w:r>
         <w:rPr>
@@ -4127,7 +4127,7 @@
         <w:rPr>
           <w:noProof/>
         </w:rPr>
-        <w:instrText xml:space="preserve"> PAGEREF _Toc227590704 \h </w:instrText>
+        <w:instrText xml:space="preserve"> PAGEREF _Toc227592681 \h </w:instrText>
       </w:r>
       <w:r>
         <w:rPr>
@@ -4186,7 +4186,7 @@
         <w:rPr>
           <w:noProof/>
         </w:rPr>
-        <w:instrText xml:space="preserve"> PAGEREF _Toc227590705 \h </w:instrText>
+        <w:instrText xml:space="preserve"> PAGEREF _Toc227592682 \h </w:instrText>
       </w:r>
       <w:r>
         <w:rPr>
@@ -4245,7 +4245,7 @@
         <w:rPr>
           <w:noProof/>
         </w:rPr>
-        <w:instrText xml:space="preserve"> PAGEREF _Toc227590706 \h </w:instrText>
+        <w:instrText xml:space="preserve"> PAGEREF _Toc227592683 \h </w:instrText>
       </w:r>
       <w:r>
         <w:rPr>
@@ -4382,7 +4382,7 @@
       <w:pPr>
         <w:pStyle w:val="Heading2"/>
       </w:pPr>
-      <w:bookmarkStart w:id="1" w:name="_Toc227590636"/>
+      <w:bookmarkStart w:id="1" w:name="_Toc227592613"/>
       <w:r>
         <w:lastRenderedPageBreak/>
         <w:t>1. Introduction</w:t>
@@ -4393,7 +4393,7 @@
       <w:pPr>
         <w:pStyle w:val="Heading3"/>
       </w:pPr>
-      <w:bookmarkStart w:id="2" w:name="_Toc227590637"/>
+      <w:bookmarkStart w:id="2" w:name="_Toc227592614"/>
       <w:r>
         <w:t>1.1 About this guide</w:t>
       </w:r>
@@ -4426,7 +4426,7 @@
       <w:pPr>
         <w:pStyle w:val="Heading3"/>
       </w:pPr>
-      <w:bookmarkStart w:id="3" w:name="_Toc227590638"/>
+      <w:bookmarkStart w:id="3" w:name="_Toc227592615"/>
       <w:r>
         <w:t>1.2 What the system does</w:t>
       </w:r>
@@ -4514,7 +4514,7 @@
       <w:pPr>
         <w:pStyle w:val="Heading3"/>
       </w:pPr>
-      <w:bookmarkStart w:id="4" w:name="_Toc227590639"/>
+      <w:bookmarkStart w:id="4" w:name="_Toc227592616"/>
       <w:r>
         <w:t>1.3 Document codes used throughout the system</w:t>
       </w:r>
@@ -4604,7 +4604,7 @@
       <w:pPr>
         <w:pStyle w:val="Heading2"/>
       </w:pPr>
-      <w:bookmarkStart w:id="5" w:name="_Toc227590640"/>
+      <w:bookmarkStart w:id="5" w:name="_Toc227592617"/>
       <w:r>
         <w:lastRenderedPageBreak/>
         <w:t>2. Logging on</w:t>
@@ -4615,7 +4615,7 @@
       <w:pPr>
         <w:pStyle w:val="Heading3"/>
       </w:pPr>
-      <w:bookmarkStart w:id="6" w:name="_Toc227590641"/>
+      <w:bookmarkStart w:id="6" w:name="_Toc227592618"/>
       <w:r>
         <w:t>2.1 Opening the application</w:t>
       </w:r>
@@ -4690,7 +4690,7 @@
       <w:pPr>
         <w:pStyle w:val="Heading3"/>
       </w:pPr>
-      <w:bookmarkStart w:id="7" w:name="_Toc227590642"/>
+      <w:bookmarkStart w:id="7" w:name="_Toc227592619"/>
       <w:r>
         <w:t>2.2 Signing in</w:t>
       </w:r>
@@ -4743,7 +4743,7 @@
       <w:pPr>
         <w:pStyle w:val="Heading3"/>
       </w:pPr>
-      <w:bookmarkStart w:id="8" w:name="_Toc227590643"/>
+      <w:bookmarkStart w:id="8" w:name="_Toc227592620"/>
       <w:r>
         <w:t>2.3 First sign-in</w:t>
       </w:r>
@@ -4758,7 +4758,7 @@
       <w:pPr>
         <w:pStyle w:val="Heading3"/>
       </w:pPr>
-      <w:bookmarkStart w:id="9" w:name="_Toc227590644"/>
+      <w:bookmarkStart w:id="9" w:name="_Toc227592621"/>
       <w:r>
         <w:t>2.4 Signing out</w:t>
       </w:r>
@@ -4782,7 +4782,7 @@
       <w:pPr>
         <w:pStyle w:val="Heading3"/>
       </w:pPr>
-      <w:bookmarkStart w:id="10" w:name="_Toc227590645"/>
+      <w:bookmarkStart w:id="10" w:name="_Toc227592622"/>
       <w:r>
         <w:t>2.5 Forgotten password</w:t>
       </w:r>
@@ -4802,7 +4802,7 @@
       <w:pPr>
         <w:pStyle w:val="Heading2"/>
       </w:pPr>
-      <w:bookmarkStart w:id="11" w:name="_Toc227590646"/>
+      <w:bookmarkStart w:id="11" w:name="_Toc227592623"/>
       <w:r>
         <w:lastRenderedPageBreak/>
         <w:t>3. Navigating the application</w:t>
@@ -4813,7 +4813,7 @@
       <w:pPr>
         <w:pStyle w:val="Heading3"/>
       </w:pPr>
-      <w:bookmarkStart w:id="12" w:name="_Toc227590647"/>
+      <w:bookmarkStart w:id="12" w:name="_Toc227592624"/>
       <w:r>
         <w:t>3.1 Screen layout</w:t>
       </w:r>
@@ -4917,7 +4917,7 @@
       <w:pPr>
         <w:pStyle w:val="Heading3"/>
       </w:pPr>
-      <w:bookmarkStart w:id="13" w:name="_Toc227590648"/>
+      <w:bookmarkStart w:id="13" w:name="_Toc227592625"/>
       <w:r>
         <w:t>3.2 Navigation groups you will use</w:t>
       </w:r>
@@ -5021,7 +5021,7 @@
       <w:pPr>
         <w:pStyle w:val="Heading3"/>
       </w:pPr>
-      <w:bookmarkStart w:id="14" w:name="_Toc227590649"/>
+      <w:bookmarkStart w:id="14" w:name="_Toc227592626"/>
       <w:r>
         <w:t>3.3 Working with list views</w:t>
       </w:r>
@@ -5200,7 +5200,7 @@
       <w:pPr>
         <w:pStyle w:val="Heading3"/>
       </w:pPr>
-      <w:bookmarkStart w:id="15" w:name="_Toc227590650"/>
+      <w:bookmarkStart w:id="15" w:name="_Toc227592627"/>
       <w:r>
         <w:t>3.4 Working with detail views</w:t>
       </w:r>
@@ -5334,7 +5334,7 @@
       <w:pPr>
         <w:pStyle w:val="Heading3"/>
       </w:pPr>
-      <w:bookmarkStart w:id="16" w:name="_Toc227590651"/>
+      <w:bookmarkStart w:id="16" w:name="_Toc227592628"/>
       <w:r>
         <w:t>3.5 Saving, cancelling and closing</w:t>
       </w:r>
@@ -5443,7 +5443,7 @@
       <w:pPr>
         <w:pStyle w:val="Heading2"/>
       </w:pPr>
-      <w:bookmarkStart w:id="17" w:name="_Toc227590652"/>
+      <w:bookmarkStart w:id="17" w:name="_Toc227592629"/>
       <w:r>
         <w:lastRenderedPageBreak/>
         <w:t>4. Finding equipment</w:t>
@@ -5454,7 +5454,7 @@
       <w:pPr>
         <w:pStyle w:val="Heading3"/>
       </w:pPr>
-      <w:bookmarkStart w:id="18" w:name="_Toc227590653"/>
+      <w:bookmarkStart w:id="18" w:name="_Toc227592630"/>
       <w:r>
         <w:t>4.1 Why this matters</w:t>
       </w:r>
@@ -5469,7 +5469,7 @@
       <w:pPr>
         <w:pStyle w:val="Heading3"/>
       </w:pPr>
-      <w:bookmarkStart w:id="19" w:name="_Toc227590654"/>
+      <w:bookmarkStart w:id="19" w:name="_Toc227592631"/>
       <w:r>
         <w:t>4.2 Opening the equipment list</w:t>
       </w:r>
@@ -5553,7 +5553,7 @@
       <w:pPr>
         <w:pStyle w:val="Heading3"/>
       </w:pPr>
-      <w:bookmarkStart w:id="20" w:name="_Toc227590655"/>
+      <w:bookmarkStart w:id="20" w:name="_Toc227592632"/>
       <w:r>
         <w:t>4.3 Searching for equipment</w:t>
       </w:r>
@@ -5613,7 +5613,7 @@
       <w:pPr>
         <w:pStyle w:val="Heading3"/>
       </w:pPr>
-      <w:bookmarkStart w:id="21" w:name="_Toc227590656"/>
+      <w:bookmarkStart w:id="21" w:name="_Toc227592633"/>
       <w:r>
         <w:t>4.4 Opening an equipment record</w:t>
       </w:r>
@@ -5849,7 +5849,7 @@
       <w:pPr>
         <w:pStyle w:val="Heading2"/>
       </w:pPr>
-      <w:bookmarkStart w:id="22" w:name="_Toc227590657"/>
+      <w:bookmarkStart w:id="22" w:name="_Toc227592634"/>
       <w:r>
         <w:lastRenderedPageBreak/>
         <w:t>5. Preventive maintenance</w:t>
@@ -5860,7 +5860,7 @@
       <w:pPr>
         <w:pStyle w:val="Heading3"/>
       </w:pPr>
-      <w:bookmarkStart w:id="23" w:name="_Toc227590658"/>
+      <w:bookmarkStart w:id="23" w:name="_Toc227592635"/>
       <w:r>
         <w:t>5.1 How PM works in this system</w:t>
       </w:r>
@@ -5902,7 +5902,7 @@
       <w:pPr>
         <w:pStyle w:val="Heading3"/>
       </w:pPr>
-      <w:bookmarkStart w:id="24" w:name="_Toc227590659"/>
+      <w:bookmarkStart w:id="24" w:name="_Toc227592636"/>
       <w:r>
         <w:t>5.2 Viewing a PM Schedule</w:t>
       </w:r>
@@ -6070,7 +6070,7 @@
       <w:pPr>
         <w:pStyle w:val="Heading3"/>
       </w:pPr>
-      <w:bookmarkStart w:id="25" w:name="_Toc227590660"/>
+      <w:bookmarkStart w:id="25" w:name="_Toc227592637"/>
       <w:r>
         <w:t>5.3 Generating PM Work Orders</w:t>
       </w:r>
@@ -6214,7 +6214,7 @@
       <w:pPr>
         <w:pStyle w:val="Heading3"/>
       </w:pPr>
-      <w:bookmarkStart w:id="26" w:name="_Toc227590661"/>
+      <w:bookmarkStart w:id="26" w:name="_Toc227592638"/>
       <w:r>
         <w:t>5.4 Acknowledging a generated PM</w:t>
       </w:r>
@@ -6247,7 +6247,7 @@
       <w:pPr>
         <w:pStyle w:val="Heading3"/>
       </w:pPr>
-      <w:bookmarkStart w:id="27" w:name="_Toc227590662"/>
+      <w:bookmarkStart w:id="27" w:name="_Toc227592639"/>
       <w:r>
         <w:t>5.5 Rescheduling or skipping</w:t>
       </w:r>
@@ -6267,7 +6267,7 @@
       <w:pPr>
         <w:pStyle w:val="Heading2"/>
       </w:pPr>
-      <w:bookmarkStart w:id="28" w:name="_Toc227590663"/>
+      <w:bookmarkStart w:id="28" w:name="_Toc227592640"/>
       <w:r>
         <w:lastRenderedPageBreak/>
         <w:t>6. Work Requests</w:t>
@@ -6278,7 +6278,7 @@
       <w:pPr>
         <w:pStyle w:val="Heading3"/>
       </w:pPr>
-      <w:bookmarkStart w:id="29" w:name="_Toc227590664"/>
+      <w:bookmarkStart w:id="29" w:name="_Toc227592641"/>
       <w:r>
         <w:t>6.1 When to raise a Work Request</w:t>
       </w:r>
@@ -6326,7 +6326,7 @@
       <w:pPr>
         <w:pStyle w:val="Heading3"/>
       </w:pPr>
-      <w:bookmarkStart w:id="30" w:name="_Toc227590665"/>
+      <w:bookmarkStart w:id="30" w:name="_Toc227592642"/>
       <w:r>
         <w:t>6.2 Creating a Work Request</w:t>
       </w:r>
@@ -6618,7 +6618,7 @@
       <w:pPr>
         <w:pStyle w:val="Heading3"/>
       </w:pPr>
-      <w:bookmarkStart w:id="31" w:name="_Toc227590666"/>
+      <w:bookmarkStart w:id="31" w:name="_Toc227592643"/>
       <w:r>
         <w:t>6.3 WR lifecycle</w:t>
       </w:r>
@@ -6740,7 +6740,7 @@
       <w:pPr>
         <w:pStyle w:val="Heading3"/>
       </w:pPr>
-      <w:bookmarkStart w:id="32" w:name="_Toc227590667"/>
+      <w:bookmarkStart w:id="32" w:name="_Toc227592644"/>
       <w:r>
         <w:t>6.4 Rules to be aware of</w:t>
       </w:r>
@@ -6783,7 +6783,7 @@
       <w:pPr>
         <w:pStyle w:val="Heading3"/>
       </w:pPr>
-      <w:bookmarkStart w:id="33" w:name="_Toc227590668"/>
+      <w:bookmarkStart w:id="33" w:name="_Toc227592645"/>
       <w:r>
         <w:t>6.5 Converting to a Work Order</w:t>
       </w:r>
@@ -6812,7 +6812,7 @@
       <w:pPr>
         <w:pStyle w:val="Heading2"/>
       </w:pPr>
-      <w:bookmarkStart w:id="34" w:name="_Toc227590669"/>
+      <w:bookmarkStart w:id="34" w:name="_Toc227592646"/>
       <w:r>
         <w:lastRenderedPageBreak/>
         <w:t>7. Work Orders</w:t>
@@ -6823,7 +6823,7 @@
       <w:pPr>
         <w:pStyle w:val="Heading3"/>
       </w:pPr>
-      <w:bookmarkStart w:id="35" w:name="_Toc227590670"/>
+      <w:bookmarkStart w:id="35" w:name="_Toc227592647"/>
       <w:r>
         <w:t>7.1 PM vs CM</w:t>
       </w:r>
@@ -6880,7 +6880,7 @@
       <w:pPr>
         <w:pStyle w:val="Heading3"/>
       </w:pPr>
-      <w:bookmarkStart w:id="36" w:name="_Toc227590671"/>
+      <w:bookmarkStart w:id="36" w:name="_Toc227592648"/>
       <w:r>
         <w:t>7.2 The Work Order screen</w:t>
       </w:r>
@@ -7123,7 +7123,7 @@
       <w:pPr>
         <w:pStyle w:val="Heading3"/>
       </w:pPr>
-      <w:bookmarkStart w:id="37" w:name="_Toc227590672"/>
+      <w:bookmarkStart w:id="37" w:name="_Toc227592649"/>
       <w:r>
         <w:t>7.3 Planning a Work Order</w:t>
       </w:r>
@@ -7379,7 +7379,7 @@
       <w:pPr>
         <w:pStyle w:val="Heading3"/>
       </w:pPr>
-      <w:bookmarkStart w:id="38" w:name="_Toc227590673"/>
+      <w:bookmarkStart w:id="38" w:name="_Toc227592650"/>
       <w:r>
         <w:t>7.4 Executing a Work Order</w:t>
       </w:r>
@@ -7469,6 +7469,454 @@
                 <pic:pic xmlns:pic="http://schemas.openxmlformats.org/drawingml/2006/picture">
                   <pic:nvPicPr>
                     <pic:cNvPr id="15" name=""/>
+                    <pic:cNvPicPr/>
+                  </pic:nvPicPr>
+                  <pic:blipFill>
+                    <a:blip r:embed="rId17" cstate="print">
+                      <a:extLst>
+                        <a:ext uri="{28A0092B-C50C-407E-A947-70E740481C1C}">
+                          <a14:useLocalDpi xmlns:a14="http://schemas.microsoft.com/office/drawing/2010/main" val="0"/>
+                        </a:ext>
+                      </a:extLst>
+                    </a:blip>
+                    <a:stretch>
+                      <a:fillRect/>
+                    </a:stretch>
+                  </pic:blipFill>
+                  <pic:spPr>
+                    <a:xfrm>
+                      <a:off x="0" y="0"/>
+                      <a:ext cx="5029200" cy="2828925"/>
+                    </a:xfrm>
+                    <a:prstGeom prst="rect">
+                      <a:avLst/>
+                    </a:prstGeom>
+                  </pic:spPr>
+                </pic:pic>
+              </a:graphicData>
+            </a:graphic>
+          </wp:inline>
+        </w:drawing>
+      </w:r>
+    </w:p>
+    <w:p>
+      <w:pPr>
+        <w:pStyle w:val="Caption"/>
+        <w:rPr>
+          <w:i w:val="0"/>
+        </w:rPr>
+      </w:pPr>
+      <w:r>
+        <w:t>Figure: WO Job Status</w:t>
+      </w:r>
+    </w:p>
+    <w:p>
+      <w:pPr>
+        <w:pStyle w:val="Heading3"/>
+      </w:pPr>
+      <w:bookmarkStart w:id="39" w:name="_Toc227592651"/>
+      <w:r>
+        <w:t>7.5 Key Job Status codes</w:t>
+      </w:r>
+      <w:bookmarkEnd w:id="39"/>
+    </w:p>
+    <w:p>
+      <w:r>
+        <w:t>Job statuses are configurable, but the system always recognises:</w:t>
+      </w:r>
+    </w:p>
+    <w:p>
+      <w:pPr>
+        <w:pStyle w:val="ListBullet"/>
+      </w:pPr>
+      <w:r>
+        <w:t>`AP` — initial CM Job Status (Awaiting Planning)</w:t>
+      </w:r>
+    </w:p>
+    <w:p>
+      <w:pPr>
+        <w:pStyle w:val="ListBullet"/>
+      </w:pPr>
+      <w:r>
+        <w:t>`AA` — initial PM Job Status (Awaiting Assignment)</w:t>
+      </w:r>
+    </w:p>
+    <w:p>
+      <w:pPr>
+        <w:pStyle w:val="ListBullet"/>
+      </w:pPr>
+      <w:r>
+        <w:t>`TC` — closure Job Status (Technical Completion)</w:t>
+      </w:r>
+    </w:p>
+    <w:p>
+      <w:r>
+        <w:t>Additional codes (for example *In Progress*, *On Hold*, *Waiting Parts*) are defined by your site's administrator.</w:t>
+      </w:r>
+    </w:p>
+    <w:p>
+      <w:pPr>
+        <w:pStyle w:val="Heading3"/>
+      </w:pPr>
+      <w:bookmarkStart w:id="40" w:name="_Toc227592652"/>
+      <w:r>
+        <w:t>7.6 Deviations on a Work Order</w:t>
+      </w:r>
+      <w:bookmarkEnd w:id="40"/>
+    </w:p>
+    <w:p>
+      <w:r>
+        <w:t>If your WO type is configured as requiring a deviation, you must either:</w:t>
+      </w:r>
+    </w:p>
+    <w:p>
+      <w:pPr>
+        <w:pStyle w:val="ListBullet"/>
+      </w:pPr>
+      <w:r>
+        <w:t xml:space="preserve">Link an approved deviation on the </w:t>
+      </w:r>
+      <w:r>
+        <w:rPr>
+          <w:b/>
+        </w:rPr>
+        <w:t>Deviations</w:t>
+      </w:r>
+      <w:r>
+        <w:t xml:space="preserve"> tab, </w:t>
+      </w:r>
+      <w:r>
+        <w:rPr>
+          <w:b/>
+        </w:rPr>
+        <w:t>or</w:t>
+      </w:r>
+    </w:p>
+    <w:p>
+      <w:pPr>
+        <w:pStyle w:val="ListBullet"/>
+      </w:pPr>
+      <w:r>
+        <w:t>Explicitly flag the WO as not requiring a deviation.</w:t>
+      </w:r>
+    </w:p>
+    <w:p>
+      <w:r>
+        <w:t>The system blocks saving a WO that has both flags set at the same time.</w:t>
+      </w:r>
+    </w:p>
+    <w:p>
+      <w:pPr>
+        <w:pStyle w:val="Heading3"/>
+      </w:pPr>
+      <w:bookmarkStart w:id="41" w:name="_Toc227592653"/>
+      <w:r>
+        <w:t>7.7 Closing and cancelling</w:t>
+      </w:r>
+      <w:bookmarkEnd w:id="41"/>
+    </w:p>
+    <w:p>
+      <w:pPr>
+        <w:pStyle w:val="ListBullet"/>
+      </w:pPr>
+      <w:r>
+        <w:rPr>
+          <w:b/>
+        </w:rPr>
+        <w:t>Close</w:t>
+      </w:r>
+      <w:r>
+        <w:t xml:space="preserve"> — set the job status to `TC`. All mandatory fields configured at your site must be present.</w:t>
+      </w:r>
+    </w:p>
+    <w:p>
+      <w:pPr>
+        <w:pStyle w:val="ListBullet"/>
+      </w:pPr>
+      <w:r>
+        <w:rPr>
+          <w:b/>
+        </w:rPr>
+        <w:t>Cancel</w:t>
+      </w:r>
+      <w:r>
+        <w:t xml:space="preserve"> — requires the </w:t>
+      </w:r>
+      <w:r>
+        <w:rPr>
+          <w:b/>
+        </w:rPr>
+        <w:t>CancelWORole</w:t>
+      </w:r>
+      <w:r>
+        <w:t xml:space="preserve"> role. A cancellation reason is recorded.</w:t>
+      </w:r>
+    </w:p>
+    <w:p>
+      <w:pPr>
+        <w:pStyle w:val="ListBullet"/>
+      </w:pPr>
+      <w:r>
+        <w:rPr>
+          <w:b/>
+        </w:rPr>
+        <w:t>Delete</w:t>
+      </w:r>
+      <w:r>
+        <w:t xml:space="preserve"> — blocked. Use Cancel.</w:t>
+      </w:r>
+    </w:p>
+    <w:p>
+      <w:r>
+        <w:br w:type="page"/>
+      </w:r>
+    </w:p>
+    <w:p>
+      <w:pPr>
+        <w:pStyle w:val="Heading2"/>
+      </w:pPr>
+      <w:bookmarkStart w:id="42" w:name="_Toc227592654"/>
+      <w:r>
+        <w:lastRenderedPageBreak/>
+        <w:t>8. Purchase Requests</w:t>
+      </w:r>
+      <w:bookmarkEnd w:id="42"/>
+    </w:p>
+    <w:p>
+      <w:pPr>
+        <w:pStyle w:val="Heading3"/>
+      </w:pPr>
+      <w:bookmarkStart w:id="43" w:name="_Toc227592655"/>
+      <w:r>
+        <w:t>8.1 What a PR is for</w:t>
+      </w:r>
+      <w:bookmarkEnd w:id="43"/>
+    </w:p>
+    <w:p>
+      <w:r>
+        <w:t xml:space="preserve">A Purchase Request captures a request to procure materials or services needed to execute a Work Order. Approved PRs are </w:t>
+      </w:r>
+      <w:r>
+        <w:rPr>
+          <w:b/>
+        </w:rPr>
+        <w:t>posted to SAP Business One</w:t>
+      </w:r>
+      <w:r>
+        <w:t xml:space="preserve"> where procurement is carried out. If SAP posting is disabled at your site (the `B1Post` setting), PRs are tracked in AMS only.</w:t>
+      </w:r>
+    </w:p>
+    <w:p>
+      <w:pPr>
+        <w:pStyle w:val="Heading3"/>
+      </w:pPr>
+      <w:bookmarkStart w:id="44" w:name="_Toc227592656"/>
+      <w:r>
+        <w:t>8.2 Creating a PR from a Work Order</w:t>
+      </w:r>
+      <w:bookmarkEnd w:id="44"/>
+    </w:p>
+    <w:p>
+      <w:r>
+        <w:t>The preferred path is to raise the PR from its originating Work Order so traceability is preserved.</w:t>
+      </w:r>
+    </w:p>
+    <w:p>
+      <w:pPr>
+        <w:pStyle w:val="ListNumber"/>
+      </w:pPr>
+      <w:r>
+        <w:t>Open the Work Order in detail view.</w:t>
+      </w:r>
+    </w:p>
+    <w:p>
+      <w:pPr>
+        <w:pStyle w:val="ListNumber"/>
+      </w:pPr>
+      <w:r>
+        <w:t xml:space="preserve">Go to the </w:t>
+      </w:r>
+      <w:r>
+        <w:rPr>
+          <w:b/>
+        </w:rPr>
+        <w:t>Purchase Requests</w:t>
+      </w:r>
+      <w:r>
+        <w:t xml:space="preserve"> tab.</w:t>
+      </w:r>
+    </w:p>
+    <w:p>
+      <w:pPr>
+        <w:jc w:val="center"/>
+      </w:pPr>
+      <w:r>
+        <w:rPr>
+          <w:noProof/>
+        </w:rPr>
+        <w:drawing>
+          <wp:inline distT="0" distB="0" distL="0" distR="0">
+            <wp:extent cx="5029200" cy="2828925"/>
+            <wp:effectExtent l="0" t="0" r="0" b="9525"/>
+            <wp:docPr id="16" name="Picture 16"/>
+            <wp:cNvGraphicFramePr/>
+            <a:graphic xmlns:a="http://schemas.openxmlformats.org/drawingml/2006/main">
+              <a:graphicData uri="http://schemas.openxmlformats.org/drawingml/2006/picture">
+                <pic:pic xmlns:pic="http://schemas.openxmlformats.org/drawingml/2006/picture">
+                  <pic:nvPicPr>
+                    <pic:cNvPr id="16" name=""/>
+                    <pic:cNvPicPr/>
+                  </pic:nvPicPr>
+                  <pic:blipFill>
+                    <a:blip r:embed="rId17" cstate="print">
+                      <a:extLst>
+                        <a:ext uri="{28A0092B-C50C-407E-A947-70E740481C1C}">
+                          <a14:useLocalDpi xmlns:a14="http://schemas.microsoft.com/office/drawing/2010/main" val="0"/>
+                        </a:ext>
+                      </a:extLst>
+                    </a:blip>
+                    <a:stretch>
+                      <a:fillRect/>
+                    </a:stretch>
+                  </pic:blipFill>
+                  <pic:spPr>
+                    <a:xfrm>
+                      <a:off x="0" y="0"/>
+                      <a:ext cx="5029200" cy="2828925"/>
+                    </a:xfrm>
+                    <a:prstGeom prst="rect">
+                      <a:avLst/>
+                    </a:prstGeom>
+                  </pic:spPr>
+                </pic:pic>
+              </a:graphicData>
+            </a:graphic>
+          </wp:inline>
+        </w:drawing>
+      </w:r>
+    </w:p>
+    <w:p>
+      <w:pPr>
+        <w:pStyle w:val="Caption"/>
+        <w:rPr>
+          <w:i w:val="0"/>
+        </w:rPr>
+      </w:pPr>
+      <w:r>
+        <w:t>Figure: PR from WO</w:t>
+      </w:r>
+    </w:p>
+    <w:p>
+      <w:pPr>
+        <w:pStyle w:val="ListNumber"/>
+      </w:pPr>
+      <w:r>
+        <w:t xml:space="preserve">Click </w:t>
+      </w:r>
+      <w:r>
+        <w:rPr>
+          <w:b/>
+        </w:rPr>
+        <w:t>+</w:t>
+      </w:r>
+      <w:r>
+        <w:t xml:space="preserve"> to add a new PR.</w:t>
+      </w:r>
+    </w:p>
+    <w:p>
+      <w:pPr>
+        <w:pStyle w:val="ListNumber"/>
+      </w:pPr>
+      <w:r>
+        <w:t xml:space="preserve">Pick a </w:t>
+      </w:r>
+      <w:r>
+        <w:rPr>
+          <w:b/>
+        </w:rPr>
+        <w:t>Contract Document</w:t>
+      </w:r>
+      <w:r>
+        <w:t xml:space="preserve"> if this PR is raised against an existing contract — the contract dates are validated against the PR date.</w:t>
+      </w:r>
+    </w:p>
+    <w:p>
+      <w:pPr>
+        <w:pStyle w:val="ListNumber"/>
+      </w:pPr>
+      <w:r>
+        <w:t xml:space="preserve">On the PR </w:t>
+      </w:r>
+      <w:r>
+        <w:rPr>
+          <w:b/>
+        </w:rPr>
+        <w:t>Detail</w:t>
+      </w:r>
+      <w:r>
+        <w:t xml:space="preserve"> tab add line items from the </w:t>
+      </w:r>
+      <w:r>
+        <w:rPr>
+          <w:b/>
+        </w:rPr>
+        <w:t>Item Masters</w:t>
+      </w:r>
+      <w:r>
+        <w:t xml:space="preserve"> catalogue with quantities and required dates.</w:t>
+      </w:r>
+    </w:p>
+    <w:p>
+      <w:pPr>
+        <w:pStyle w:val="ListNumber"/>
+      </w:pPr>
+      <w:r>
+        <w:t xml:space="preserve">Attach quotations under the </w:t>
+      </w:r>
+      <w:r>
+        <w:rPr>
+          <w:b/>
+        </w:rPr>
+        <w:t>Attachments</w:t>
+      </w:r>
+      <w:r>
+        <w:t xml:space="preserve"> tab.</w:t>
+      </w:r>
+    </w:p>
+    <w:p>
+      <w:pPr>
+        <w:pStyle w:val="ListNumber"/>
+      </w:pPr>
+      <w:r>
+        <w:rPr>
+          <w:b/>
+        </w:rPr>
+        <w:t>Save</w:t>
+      </w:r>
+      <w:r>
+        <w:t>. The PR Doc Num is generated.</w:t>
+      </w:r>
+    </w:p>
+    <w:p>
+      <w:pPr>
+        <w:jc w:val="center"/>
+      </w:pPr>
+      <w:r>
+        <w:rPr>
+          <w:noProof/>
+        </w:rPr>
+        <w:lastRenderedPageBreak/>
+        <w:drawing>
+          <wp:inline distT="0" distB="0" distL="0" distR="0">
+            <wp:extent cx="5029200" cy="2828925"/>
+            <wp:effectExtent l="0" t="0" r="0" b="9525"/>
+            <wp:docPr id="17" name="Picture 17"/>
+            <wp:cNvGraphicFramePr/>
+            <a:graphic xmlns:a="http://schemas.openxmlformats.org/drawingml/2006/main">
+              <a:graphicData uri="http://schemas.openxmlformats.org/drawingml/2006/picture">
+                <pic:pic xmlns:pic="http://schemas.openxmlformats.org/drawingml/2006/picture">
+                  <pic:nvPicPr>
+                    <pic:cNvPr id="17" name=""/>
                     <pic:cNvPicPr/>
                   </pic:nvPicPr>
                   <pic:blipFill>
@@ -7507,218 +7955,55 @@
         </w:rPr>
       </w:pPr>
       <w:r>
-        <w:t>Figure: WO Job Status</w:t>
+        <w:t>Figure: PR detail</w:t>
       </w:r>
     </w:p>
     <w:p>
       <w:pPr>
         <w:pStyle w:val="Heading3"/>
       </w:pPr>
-      <w:bookmarkStart w:id="39" w:name="_Toc227590674"/>
-      <w:r>
-        <w:t>7.5 Key Job Status codes</w:t>
-      </w:r>
-      <w:bookmarkEnd w:id="39"/>
-    </w:p>
-    <w:p>
-      <w:r>
-        <w:t>Job statuses are configurable, but the system always recognises:</w:t>
-      </w:r>
-    </w:p>
-    <w:p>
-      <w:pPr>
-        <w:pStyle w:val="ListBullet"/>
-      </w:pPr>
-      <w:r>
-        <w:t>`AP` — initial CM Job Status (Awaiting Planning)</w:t>
-      </w:r>
-    </w:p>
-    <w:p>
-      <w:pPr>
-        <w:pStyle w:val="ListBullet"/>
-      </w:pPr>
-      <w:r>
-        <w:t>`AA` — initial PM Job Status (Awaiting Assignment)</w:t>
-      </w:r>
-    </w:p>
-    <w:p>
-      <w:pPr>
-        <w:pStyle w:val="ListBullet"/>
-      </w:pPr>
-      <w:r>
-        <w:t>`TC` — closure Job Status (Technical Completion)</w:t>
-      </w:r>
-    </w:p>
-    <w:p>
-      <w:r>
-        <w:t>Additional codes (for example *In Progress*, *On Hold*, *Waiting Parts*) are defined by your site's administrator.</w:t>
+      <w:bookmarkStart w:id="45" w:name="_Toc227592657"/>
+      <w:r>
+        <w:t>8.3 Standalone PRs</w:t>
+      </w:r>
+      <w:bookmarkEnd w:id="45"/>
+    </w:p>
+    <w:p>
+      <w:r>
+        <w:t xml:space="preserve">You may also create a PR from </w:t>
+      </w:r>
+      <w:r>
+        <w:rPr>
+          <w:b/>
+        </w:rPr>
+        <w:t>Navigation → Purchase Requests → Purchase Requests</w:t>
+      </w:r>
+      <w:r>
+        <w:t>, but whenever possible raise it from the originating WO.</w:t>
       </w:r>
     </w:p>
     <w:p>
       <w:pPr>
         <w:pStyle w:val="Heading3"/>
       </w:pPr>
-      <w:bookmarkStart w:id="40" w:name="_Toc227590675"/>
-      <w:r>
-        <w:t>7.6 Deviations on a Work Order</w:t>
-      </w:r>
-      <w:bookmarkEnd w:id="40"/>
-    </w:p>
-    <w:p>
-      <w:r>
-        <w:t>If your WO type is configured as requiring a deviation, you must either:</w:t>
-      </w:r>
-    </w:p>
-    <w:p>
-      <w:pPr>
-        <w:pStyle w:val="ListBullet"/>
-      </w:pPr>
-      <w:r>
-        <w:t xml:space="preserve">Link an approved deviation on the </w:t>
-      </w:r>
-      <w:r>
-        <w:rPr>
-          <w:b/>
-        </w:rPr>
-        <w:t>Deviations</w:t>
-      </w:r>
-      <w:r>
-        <w:t xml:space="preserve"> tab, </w:t>
-      </w:r>
-      <w:r>
-        <w:rPr>
-          <w:b/>
-        </w:rPr>
-        <w:t>or</w:t>
-      </w:r>
-    </w:p>
-    <w:p>
-      <w:pPr>
-        <w:pStyle w:val="ListBullet"/>
-      </w:pPr>
-      <w:r>
-        <w:t>Explicitly flag the WO as not requiring a deviation.</w:t>
-      </w:r>
-    </w:p>
-    <w:p>
-      <w:r>
-        <w:t>The system blocks saving a WO that has both flags set at the same time.</w:t>
-      </w:r>
-    </w:p>
-    <w:p>
-      <w:pPr>
-        <w:pStyle w:val="Heading3"/>
-      </w:pPr>
-      <w:bookmarkStart w:id="41" w:name="_Toc227590676"/>
-      <w:r>
-        <w:t>7.7 Closing and cancelling</w:t>
-      </w:r>
-      <w:bookmarkEnd w:id="41"/>
-    </w:p>
-    <w:p>
-      <w:pPr>
-        <w:pStyle w:val="ListBullet"/>
-      </w:pPr>
-      <w:r>
-        <w:rPr>
-          <w:b/>
-        </w:rPr>
-        <w:t>Close</w:t>
-      </w:r>
-      <w:r>
-        <w:t xml:space="preserve"> — set the job status to `TC`. All mandatory fields configured at your site must be present.</w:t>
-      </w:r>
-    </w:p>
-    <w:p>
-      <w:pPr>
-        <w:pStyle w:val="ListBullet"/>
-      </w:pPr>
-      <w:r>
-        <w:rPr>
-          <w:b/>
-        </w:rPr>
-        <w:t>Cancel</w:t>
-      </w:r>
-      <w:r>
-        <w:t xml:space="preserve"> — requires the </w:t>
-      </w:r>
-      <w:r>
-        <w:rPr>
-          <w:b/>
-        </w:rPr>
-        <w:t>CancelWORole</w:t>
-      </w:r>
-      <w:r>
-        <w:t xml:space="preserve"> role. A cancellation reason is recorded.</w:t>
-      </w:r>
-    </w:p>
-    <w:p>
-      <w:pPr>
-        <w:pStyle w:val="ListBullet"/>
-      </w:pPr>
-      <w:r>
-        <w:rPr>
-          <w:b/>
-        </w:rPr>
-        <w:t>Delete</w:t>
-      </w:r>
-      <w:r>
-        <w:t xml:space="preserve"> — blocked. Use Cancel.</w:t>
-      </w:r>
-    </w:p>
-    <w:p>
-      <w:r>
-        <w:br w:type="page"/>
-      </w:r>
-    </w:p>
-    <w:p>
-      <w:pPr>
-        <w:pStyle w:val="Heading2"/>
-      </w:pPr>
-      <w:bookmarkStart w:id="42" w:name="_Toc227590677"/>
-      <w:r>
-        <w:lastRenderedPageBreak/>
-        <w:t>8. Purchase Requests</w:t>
-      </w:r>
-      <w:bookmarkEnd w:id="42"/>
-    </w:p>
-    <w:p>
-      <w:pPr>
-        <w:pStyle w:val="Heading3"/>
-      </w:pPr>
-      <w:bookmarkStart w:id="43" w:name="_Toc227590678"/>
-      <w:r>
-        <w:t>8.1 What a PR is for</w:t>
-      </w:r>
-      <w:bookmarkEnd w:id="43"/>
-    </w:p>
-    <w:p>
-      <w:r>
-        <w:t xml:space="preserve">A Purchase Request captures a request to procure materials or services needed to execute a Work Order. Approved PRs are </w:t>
-      </w:r>
-      <w:r>
-        <w:rPr>
-          <w:b/>
-        </w:rPr>
-        <w:t>posted to SAP Business One</w:t>
-      </w:r>
-      <w:r>
-        <w:t xml:space="preserve"> where procurement is carried out. If SAP posting is disabled at your site (the `B1Post` setting), PRs are tracked in AMS only.</w:t>
-      </w:r>
-    </w:p>
-    <w:p>
-      <w:pPr>
-        <w:pStyle w:val="Heading3"/>
-      </w:pPr>
-      <w:bookmarkStart w:id="44" w:name="_Toc227590679"/>
-      <w:r>
-        <w:t>8.2 Creating a PR from a Work Order</w:t>
-      </w:r>
-      <w:bookmarkEnd w:id="44"/>
-    </w:p>
-    <w:p>
-      <w:r>
-        <w:t>The preferred path is to raise the PR from its originating Work Order so traceability is preserved.</w:t>
+      <w:bookmarkStart w:id="46" w:name="_Toc227592658"/>
+      <w:r>
+        <w:t>8.4 Posting a PR to SAP B1</w:t>
+      </w:r>
+      <w:bookmarkEnd w:id="46"/>
+    </w:p>
+    <w:p>
+      <w:r>
+        <w:t xml:space="preserve">If you have the </w:t>
+      </w:r>
+      <w:r>
+        <w:rPr>
+          <w:b/>
+        </w:rPr>
+        <w:t>PostPR</w:t>
+      </w:r>
+      <w:r>
+        <w:t xml:space="preserve"> role:</w:t>
       </w:r>
     </w:p>
     <w:p>
@@ -7726,7 +8011,7 @@
         <w:pStyle w:val="ListNumber"/>
       </w:pPr>
       <w:r>
-        <w:t>Open the Work Order in detail view.</w:t>
+        <w:t>Open an approved PR.</w:t>
       </w:r>
     </w:p>
     <w:p>
@@ -7734,16 +8019,16 @@
         <w:pStyle w:val="ListNumber"/>
       </w:pPr>
       <w:r>
-        <w:t xml:space="preserve">Go to the </w:t>
-      </w:r>
-      <w:r>
-        <w:rPr>
-          <w:b/>
-        </w:rPr>
-        <w:t>Purchase Requests</w:t>
-      </w:r>
-      <w:r>
-        <w:t xml:space="preserve"> tab.</w:t>
+        <w:t xml:space="preserve">Click </w:t>
+      </w:r>
+      <w:r>
+        <w:rPr>
+          <w:b/>
+        </w:rPr>
+        <w:t>Post to SAP</w:t>
+      </w:r>
+      <w:r>
+        <w:t xml:space="preserve"> on the toolbar.</w:t>
       </w:r>
     </w:p>
     <w:p>
@@ -7758,13 +8043,309 @@
           <wp:inline distT="0" distB="0" distL="0" distR="0">
             <wp:extent cx="5029200" cy="2828925"/>
             <wp:effectExtent l="0" t="0" r="0" b="9525"/>
-            <wp:docPr id="16" name="Picture 16"/>
+            <wp:docPr id="18" name="Picture 18"/>
             <wp:cNvGraphicFramePr/>
             <a:graphic xmlns:a="http://schemas.openxmlformats.org/drawingml/2006/main">
               <a:graphicData uri="http://schemas.openxmlformats.org/drawingml/2006/picture">
                 <pic:pic xmlns:pic="http://schemas.openxmlformats.org/drawingml/2006/picture">
                   <pic:nvPicPr>
-                    <pic:cNvPr id="16" name=""/>
+                    <pic:cNvPr id="18" name=""/>
+                    <pic:cNvPicPr/>
+                  </pic:nvPicPr>
+                  <pic:blipFill>
+                    <a:blip r:embed="rId18" cstate="print">
+                      <a:extLst>
+                        <a:ext uri="{28A0092B-C50C-407E-A947-70E740481C1C}">
+                          <a14:useLocalDpi xmlns:a14="http://schemas.microsoft.com/office/drawing/2010/main" val="0"/>
+                        </a:ext>
+                      </a:extLst>
+                    </a:blip>
+                    <a:stretch>
+                      <a:fillRect/>
+                    </a:stretch>
+                  </pic:blipFill>
+                  <pic:spPr>
+                    <a:xfrm>
+                      <a:off x="0" y="0"/>
+                      <a:ext cx="5029200" cy="2828925"/>
+                    </a:xfrm>
+                    <a:prstGeom prst="rect">
+                      <a:avLst/>
+                    </a:prstGeom>
+                  </pic:spPr>
+                </pic:pic>
+              </a:graphicData>
+            </a:graphic>
+          </wp:inline>
+        </w:drawing>
+      </w:r>
+    </w:p>
+    <w:p>
+      <w:pPr>
+        <w:pStyle w:val="Caption"/>
+        <w:rPr>
+          <w:i w:val="0"/>
+        </w:rPr>
+      </w:pPr>
+      <w:r>
+        <w:t>Figure: Post PR to SAP</w:t>
+      </w:r>
+    </w:p>
+    <w:p>
+      <w:pPr>
+        <w:pStyle w:val="ListNumber"/>
+      </w:pPr>
+      <w:r>
+        <w:lastRenderedPageBreak/>
+        <w:t>The system logs in to SAP via the DI API, creates the Purchase Request document, and stores the AMS reference numbers in the SAP user-defined fields.</w:t>
+      </w:r>
+    </w:p>
+    <w:p>
+      <w:pPr>
+        <w:pStyle w:val="ListNumber"/>
+      </w:pPr>
+      <w:r>
+        <w:t>Attachments are copied from AMS into the SAP attachment folder.</w:t>
+      </w:r>
+    </w:p>
+    <w:p>
+      <w:r>
+        <w:t>If posting fails, the error is shown on screen and logged on the server. The SAP document is not created until a successful post.</w:t>
+      </w:r>
+    </w:p>
+    <w:p>
+      <w:pPr>
+        <w:pStyle w:val="Heading3"/>
+      </w:pPr>
+      <w:bookmarkStart w:id="47" w:name="_Toc227592659"/>
+      <w:r>
+        <w:t>8.5 Cancelling a PR</w:t>
+      </w:r>
+      <w:bookmarkEnd w:id="47"/>
+    </w:p>
+    <w:p>
+      <w:r>
+        <w:t xml:space="preserve">With the </w:t>
+      </w:r>
+      <w:r>
+        <w:rPr>
+          <w:b/>
+        </w:rPr>
+        <w:t>CancelPRRole</w:t>
+      </w:r>
+      <w:r>
+        <w:t xml:space="preserve"> role you can cancel a PR. If the PR has already been posted to SAP, the SAP document is cancelled as well.</w:t>
+      </w:r>
+    </w:p>
+    <w:p>
+      <w:pPr>
+        <w:pStyle w:val="Heading3"/>
+      </w:pPr>
+      <w:bookmarkStart w:id="48" w:name="_Toc227592660"/>
+      <w:r>
+        <w:t>8.6 Reconciling with SAP</w:t>
+      </w:r>
+      <w:bookmarkEnd w:id="48"/>
+    </w:p>
+    <w:p>
+      <w:r>
+        <w:rPr>
+          <w:b/>
+        </w:rPr>
+        <w:t>Navigation → Purchase Requests → Vw SAP PR</w:t>
+      </w:r>
+      <w:r>
+        <w:t xml:space="preserve"> is a read-only mirror of the PRs that exist in SAP. Use it to reconcile AMS against SAP.</w:t>
+      </w:r>
+    </w:p>
+    <w:p>
+      <w:r>
+        <w:br w:type="page"/>
+      </w:r>
+    </w:p>
+    <w:p>
+      <w:pPr>
+        <w:pStyle w:val="Heading2"/>
+      </w:pPr>
+      <w:bookmarkStart w:id="49" w:name="_Toc227592661"/>
+      <w:r>
+        <w:lastRenderedPageBreak/>
+        <w:t>9. Deviations</w:t>
+      </w:r>
+      <w:bookmarkEnd w:id="49"/>
+    </w:p>
+    <w:p>
+      <w:pPr>
+        <w:pStyle w:val="Heading3"/>
+      </w:pPr>
+      <w:bookmarkStart w:id="50" w:name="_Toc227592662"/>
+      <w:r>
+        <w:t>9.1 What a Deviation is for</w:t>
+      </w:r>
+      <w:bookmarkEnd w:id="50"/>
+    </w:p>
+    <w:p>
+      <w:r>
+        <w:t xml:space="preserve">A Deviation captures an authorised departure from a standard — either an </w:t>
+      </w:r>
+      <w:r>
+        <w:rPr>
+          <w:b/>
+        </w:rPr>
+        <w:t>OLAFD</w:t>
+      </w:r>
+      <w:r>
+        <w:t xml:space="preserve"> (Operating Limit And Fixed Deviation) or an </w:t>
+      </w:r>
+      <w:r>
+        <w:rPr>
+          <w:b/>
+        </w:rPr>
+        <w:t>SCE</w:t>
+      </w:r>
+      <w:r>
+        <w:t xml:space="preserve"> (Safety Critical Element) deviation. Deviations carry their own approval workflow and can be linked to the Work Orders or Work Requests that depend on them.</w:t>
+      </w:r>
+    </w:p>
+    <w:p>
+      <w:pPr>
+        <w:pStyle w:val="Heading3"/>
+      </w:pPr>
+      <w:bookmarkStart w:id="51" w:name="_Toc227592663"/>
+      <w:r>
+        <w:t>9.2 Deviation types</w:t>
+      </w:r>
+      <w:bookmarkEnd w:id="51"/>
+    </w:p>
+    <w:p>
+      <w:pPr>
+        <w:pStyle w:val="ListBullet"/>
+      </w:pPr>
+      <w:r>
+        <w:rPr>
+          <w:b/>
+        </w:rPr>
+        <w:t>OLAFD</w:t>
+      </w:r>
+      <w:r>
+        <w:t xml:space="preserve"> — operating-limit deviation</w:t>
+      </w:r>
+    </w:p>
+    <w:p>
+      <w:pPr>
+        <w:pStyle w:val="ListBullet"/>
+      </w:pPr>
+      <w:r>
+        <w:rPr>
+          <w:b/>
+        </w:rPr>
+        <w:t>SCE</w:t>
+      </w:r>
+      <w:r>
+        <w:t xml:space="preserve"> — safety critical element deviation</w:t>
+      </w:r>
+    </w:p>
+    <w:p>
+      <w:r>
+        <w:t>Set the Deviation Type in the header when creating the record.</w:t>
+      </w:r>
+    </w:p>
+    <w:p>
+      <w:pPr>
+        <w:pStyle w:val="Heading3"/>
+      </w:pPr>
+      <w:bookmarkStart w:id="52" w:name="_Toc227592664"/>
+      <w:r>
+        <w:t>9.3 Creating a Deviation</w:t>
+      </w:r>
+      <w:bookmarkEnd w:id="52"/>
+    </w:p>
+    <w:p>
+      <w:r>
+        <w:t xml:space="preserve">Deviations are usually created from within the originating WO, WR or PM context by a user with the </w:t>
+      </w:r>
+      <w:r>
+        <w:rPr>
+          <w:b/>
+        </w:rPr>
+        <w:t>DeviationUser</w:t>
+      </w:r>
+      <w:r>
+        <w:t xml:space="preserve"> role.</w:t>
+      </w:r>
+    </w:p>
+    <w:p>
+      <w:pPr>
+        <w:pStyle w:val="ListNumber"/>
+      </w:pPr>
+      <w:r>
+        <w:t xml:space="preserve">On the Deviation screen, select </w:t>
+      </w:r>
+      <w:r>
+        <w:rPr>
+          <w:b/>
+        </w:rPr>
+        <w:t>Company</w:t>
+      </w:r>
+      <w:r>
+        <w:t xml:space="preserve">, </w:t>
+      </w:r>
+      <w:r>
+        <w:rPr>
+          <w:b/>
+        </w:rPr>
+        <w:t>Deviation Type</w:t>
+      </w:r>
+      <w:r>
+        <w:t xml:space="preserve">, </w:t>
+      </w:r>
+      <w:r>
+        <w:rPr>
+          <w:b/>
+        </w:rPr>
+        <w:t>Discipline</w:t>
+      </w:r>
+      <w:r>
+        <w:t xml:space="preserve">, </w:t>
+      </w:r>
+      <w:r>
+        <w:rPr>
+          <w:b/>
+        </w:rPr>
+        <w:t>Location</w:t>
+      </w:r>
+      <w:r>
+        <w:t xml:space="preserve"> and </w:t>
+      </w:r>
+      <w:r>
+        <w:rPr>
+          <w:b/>
+        </w:rPr>
+        <w:t>Frequency</w:t>
+      </w:r>
+      <w:r>
+        <w:t>.</w:t>
+      </w:r>
+    </w:p>
+    <w:p>
+      <w:pPr>
+        <w:jc w:val="center"/>
+      </w:pPr>
+      <w:r>
+        <w:rPr>
+          <w:noProof/>
+        </w:rPr>
+        <w:drawing>
+          <wp:inline distT="0" distB="0" distL="0" distR="0">
+            <wp:extent cx="5029200" cy="2828925"/>
+            <wp:effectExtent l="0" t="0" r="0" b="9525"/>
+            <wp:docPr id="19" name="Picture 19"/>
+            <wp:cNvGraphicFramePr/>
+            <a:graphic xmlns:a="http://schemas.openxmlformats.org/drawingml/2006/main">
+              <a:graphicData uri="http://schemas.openxmlformats.org/drawingml/2006/picture">
+                <pic:pic xmlns:pic="http://schemas.openxmlformats.org/drawingml/2006/picture">
+                  <pic:nvPicPr>
+                    <pic:cNvPr id="19" name=""/>
                     <pic:cNvPicPr/>
                   </pic:nvPicPr>
                   <pic:blipFill>
@@ -7803,7 +8384,7 @@
         </w:rPr>
       </w:pPr>
       <w:r>
-        <w:t>Figure: PR from WO</w:t>
+        <w:t>Figure: New Deviation</w:t>
       </w:r>
     </w:p>
     <w:p>
@@ -7811,16 +8392,7 @@
         <w:pStyle w:val="ListNumber"/>
       </w:pPr>
       <w:r>
-        <w:t xml:space="preserve">Click </w:t>
-      </w:r>
-      <w:r>
-        <w:rPr>
-          <w:b/>
-        </w:rPr>
-        <w:t>+</w:t>
-      </w:r>
-      <w:r>
-        <w:t xml:space="preserve"> to add a new PR.</w:t>
+        <w:t>Enter the effective dates and the reason/description.</w:t>
       </w:r>
     </w:p>
     <w:p>
@@ -7828,73 +8400,16 @@
         <w:pStyle w:val="ListNumber"/>
       </w:pPr>
       <w:r>
-        <w:t xml:space="preserve">Pick a </w:t>
-      </w:r>
-      <w:r>
-        <w:rPr>
-          <w:b/>
-        </w:rPr>
-        <w:t>Contract Document</w:t>
-      </w:r>
-      <w:r>
-        <w:t xml:space="preserve"> if this PR is raised against an existing contract — the contract dates are validated against the PR date.</w:t>
-      </w:r>
-    </w:p>
-    <w:p>
-      <w:pPr>
-        <w:pStyle w:val="ListNumber"/>
-      </w:pPr>
-      <w:r>
-        <w:t xml:space="preserve">On the PR </w:t>
-      </w:r>
-      <w:r>
-        <w:rPr>
-          <w:b/>
-        </w:rPr>
-        <w:t>Detail</w:t>
-      </w:r>
-      <w:r>
-        <w:t xml:space="preserve"> tab add line items from the </w:t>
-      </w:r>
-      <w:r>
-        <w:rPr>
-          <w:b/>
-        </w:rPr>
-        <w:t>Item Masters</w:t>
-      </w:r>
-      <w:r>
-        <w:t xml:space="preserve"> catalogue with quantities and required dates.</w:t>
-      </w:r>
-    </w:p>
-    <w:p>
-      <w:pPr>
-        <w:pStyle w:val="ListNumber"/>
-      </w:pPr>
-      <w:r>
-        <w:t xml:space="preserve">Attach quotations under the </w:t>
-      </w:r>
-      <w:r>
-        <w:rPr>
-          <w:b/>
-        </w:rPr>
-        <w:t>Attachments</w:t>
-      </w:r>
-      <w:r>
-        <w:t xml:space="preserve"> tab.</w:t>
-      </w:r>
-    </w:p>
-    <w:p>
-      <w:pPr>
-        <w:pStyle w:val="ListNumber"/>
-      </w:pPr>
-      <w:r>
-        <w:rPr>
-          <w:b/>
-        </w:rPr>
-        <w:t>Save</w:t>
-      </w:r>
-      <w:r>
-        <w:t>. The PR Doc Num is generated.</w:t>
+        <w:t xml:space="preserve">Complete the </w:t>
+      </w:r>
+      <w:r>
+        <w:rPr>
+          <w:b/>
+        </w:rPr>
+        <w:t>Risk Assessment</w:t>
+      </w:r>
+      <w:r>
+        <w:t xml:space="preserve"> sub-tabs: Risk to Assets, People, Environment, Community.</w:t>
       </w:r>
     </w:p>
     <w:p>
@@ -7910,13 +8425,13 @@
           <wp:inline distT="0" distB="0" distL="0" distR="0">
             <wp:extent cx="5029200" cy="2828925"/>
             <wp:effectExtent l="0" t="0" r="0" b="9525"/>
-            <wp:docPr id="17" name="Picture 17"/>
+            <wp:docPr id="20" name="Picture 20"/>
             <wp:cNvGraphicFramePr/>
             <a:graphic xmlns:a="http://schemas.openxmlformats.org/drawingml/2006/main">
               <a:graphicData uri="http://schemas.openxmlformats.org/drawingml/2006/picture">
                 <pic:pic xmlns:pic="http://schemas.openxmlformats.org/drawingml/2006/picture">
                   <pic:nvPicPr>
-                    <pic:cNvPr id="17" name=""/>
+                    <pic:cNvPr id="20" name=""/>
                     <pic:cNvPicPr/>
                   </pic:nvPicPr>
                   <pic:blipFill>
@@ -7955,80 +8470,359 @@
         </w:rPr>
       </w:pPr>
       <w:r>
-        <w:t>Figure: PR detail</w:t>
+        <w:t>Figure: Deviation risk</w:t>
+      </w:r>
+    </w:p>
+    <w:p>
+      <w:pPr>
+        <w:pStyle w:val="ListNumber"/>
+      </w:pPr>
+      <w:r>
+        <w:t xml:space="preserve">Add the required </w:t>
+      </w:r>
+      <w:r>
+        <w:rPr>
+          <w:b/>
+        </w:rPr>
+        <w:t>Reviewers</w:t>
+      </w:r>
+      <w:r>
+        <w:t xml:space="preserve"> on the Reviewers tab.</w:t>
+      </w:r>
+    </w:p>
+    <w:p>
+      <w:pPr>
+        <w:pStyle w:val="ListNumber"/>
+      </w:pPr>
+      <w:r>
+        <w:t xml:space="preserve">Add </w:t>
+      </w:r>
+      <w:r>
+        <w:rPr>
+          <w:b/>
+        </w:rPr>
+        <w:t>Mitigations</w:t>
+      </w:r>
+      <w:r>
+        <w:t xml:space="preserve"> on the Mitigations tab.</w:t>
+      </w:r>
+    </w:p>
+    <w:p>
+      <w:pPr>
+        <w:pStyle w:val="ListNumber"/>
+      </w:pPr>
+      <w:r>
+        <w:t xml:space="preserve">Upload supporting documents under </w:t>
+      </w:r>
+      <w:r>
+        <w:rPr>
+          <w:b/>
+        </w:rPr>
+        <w:t>Attachments</w:t>
+      </w:r>
+      <w:r>
+        <w:t>.</w:t>
+      </w:r>
+    </w:p>
+    <w:p>
+      <w:pPr>
+        <w:pStyle w:val="ListNumber"/>
+      </w:pPr>
+      <w:r>
+        <w:t>Save as Draft.</w:t>
       </w:r>
     </w:p>
     <w:p>
       <w:pPr>
         <w:pStyle w:val="Heading3"/>
       </w:pPr>
-      <w:bookmarkStart w:id="45" w:name="_Toc227590680"/>
-      <w:r>
-        <w:t>8.3 Standalone PRs</w:t>
-      </w:r>
-      <w:bookmarkEnd w:id="45"/>
-    </w:p>
-    <w:p>
-      <w:r>
-        <w:t xml:space="preserve">You may also create a PR from </w:t>
-      </w:r>
-      <w:r>
-        <w:rPr>
-          <w:b/>
-        </w:rPr>
-        <w:t>Navigation → Purchase Requests → Purchase Requests</w:t>
-      </w:r>
-      <w:r>
-        <w:t>, but whenever possible raise it from the originating WO.</w:t>
+      <w:bookmarkStart w:id="53" w:name="_Toc227592665"/>
+      <w:r>
+        <w:t>9.4 Deviation status flow</w:t>
+      </w:r>
+      <w:bookmarkEnd w:id="53"/>
+    </w:p>
+    <w:p>
+      <w:r>
+        <w:t>A Deviation passes through the following statuses (on the Doc Status tab):</w:t>
+      </w:r>
+    </w:p>
+    <w:p>
+      <w:pPr>
+        <w:pStyle w:val="ListBullet"/>
+      </w:pPr>
+      <w:r>
+        <w:rPr>
+          <w:b/>
+        </w:rPr>
+        <w:t>New</w:t>
+      </w:r>
+      <w:r>
+        <w:t xml:space="preserve"> — freshly created</w:t>
+      </w:r>
+    </w:p>
+    <w:p>
+      <w:pPr>
+        <w:pStyle w:val="ListBullet"/>
+      </w:pPr>
+      <w:r>
+        <w:rPr>
+          <w:b/>
+        </w:rPr>
+        <w:t>Draft</w:t>
+      </w:r>
+      <w:r>
+        <w:t xml:space="preserve"> — being prepared</w:t>
+      </w:r>
+    </w:p>
+    <w:p>
+      <w:pPr>
+        <w:pStyle w:val="ListBullet"/>
+      </w:pPr>
+      <w:r>
+        <w:rPr>
+          <w:b/>
+        </w:rPr>
+        <w:t>Under Review</w:t>
+      </w:r>
+      <w:r>
+        <w:t xml:space="preserve"> — circulated to reviewers</w:t>
+      </w:r>
+    </w:p>
+    <w:p>
+      <w:pPr>
+        <w:pStyle w:val="ListBullet"/>
+      </w:pPr>
+      <w:r>
+        <w:rPr>
+          <w:b/>
+        </w:rPr>
+        <w:t>Submit Acknowledge</w:t>
+      </w:r>
+      <w:r>
+        <w:t xml:space="preserve"> — reviewers have acknowledged</w:t>
+      </w:r>
+    </w:p>
+    <w:p>
+      <w:pPr>
+        <w:pStyle w:val="ListBullet"/>
+      </w:pPr>
+      <w:r>
+        <w:rPr>
+          <w:b/>
+        </w:rPr>
+        <w:t>Pending Approval</w:t>
+      </w:r>
+      <w:r>
+        <w:t xml:space="preserve"> — awaiting Approver sign-off</w:t>
+      </w:r>
+    </w:p>
+    <w:p>
+      <w:pPr>
+        <w:pStyle w:val="ListBullet"/>
+      </w:pPr>
+      <w:r>
+        <w:rPr>
+          <w:b/>
+        </w:rPr>
+        <w:t>Approved</w:t>
+      </w:r>
+      <w:r>
+        <w:t xml:space="preserve"> — approved and in force</w:t>
+      </w:r>
+    </w:p>
+    <w:p>
+      <w:pPr>
+        <w:pStyle w:val="ListBullet"/>
+      </w:pPr>
+      <w:r>
+        <w:rPr>
+          <w:b/>
+        </w:rPr>
+        <w:t>Open</w:t>
+      </w:r>
+      <w:r>
+        <w:t xml:space="preserve"> — currently effective</w:t>
+      </w:r>
+    </w:p>
+    <w:p>
+      <w:pPr>
+        <w:pStyle w:val="ListBullet"/>
+      </w:pPr>
+      <w:r>
+        <w:rPr>
+          <w:b/>
+        </w:rPr>
+        <w:t>Expired</w:t>
+      </w:r>
+      <w:r>
+        <w:t xml:space="preserve"> — effective period ended</w:t>
+      </w:r>
+    </w:p>
+    <w:p>
+      <w:pPr>
+        <w:pStyle w:val="ListBullet"/>
+      </w:pPr>
+      <w:r>
+        <w:rPr>
+          <w:b/>
+        </w:rPr>
+        <w:t>Draft Extension</w:t>
+      </w:r>
+      <w:r>
+        <w:t xml:space="preserve"> — an extension is being prepared</w:t>
+      </w:r>
+    </w:p>
+    <w:p>
+      <w:pPr>
+        <w:pStyle w:val="ListBullet"/>
+      </w:pPr>
+      <w:r>
+        <w:rPr>
+          <w:b/>
+        </w:rPr>
+        <w:t>Approved Extension</w:t>
+      </w:r>
+      <w:r>
+        <w:t xml:space="preserve"> — an extension has been approved</w:t>
+      </w:r>
+    </w:p>
+    <w:p>
+      <w:pPr>
+        <w:pStyle w:val="ListBullet"/>
+      </w:pPr>
+      <w:r>
+        <w:rPr>
+          <w:b/>
+        </w:rPr>
+        <w:t>Withdrawn</w:t>
+      </w:r>
+      <w:r>
+        <w:t xml:space="preserve"> — withdrawn before approval</w:t>
+      </w:r>
+    </w:p>
+    <w:p>
+      <w:pPr>
+        <w:pStyle w:val="ListBullet"/>
+      </w:pPr>
+      <w:r>
+        <w:rPr>
+          <w:b/>
+        </w:rPr>
+        <w:t>Closed</w:t>
+      </w:r>
+      <w:r>
+        <w:t xml:space="preserve"> — formally closed after conclusion</w:t>
+      </w:r>
+    </w:p>
+    <w:p>
+      <w:pPr>
+        <w:pStyle w:val="ListBullet"/>
+      </w:pPr>
+      <w:r>
+        <w:rPr>
+          <w:b/>
+        </w:rPr>
+        <w:t>Cancel</w:t>
+      </w:r>
+      <w:r>
+        <w:t xml:space="preserve"> — cancelled before approval</w:t>
       </w:r>
     </w:p>
     <w:p>
       <w:pPr>
         <w:pStyle w:val="Heading3"/>
       </w:pPr>
-      <w:bookmarkStart w:id="46" w:name="_Toc227590681"/>
-      <w:r>
-        <w:t>8.4 Posting a PR to SAP B1</w:t>
-      </w:r>
-      <w:bookmarkEnd w:id="46"/>
-    </w:p>
-    <w:p>
-      <w:r>
-        <w:t xml:space="preserve">If you have the </w:t>
-      </w:r>
-      <w:r>
-        <w:rPr>
-          <w:b/>
-        </w:rPr>
-        <w:t>PostPR</w:t>
-      </w:r>
-      <w:r>
-        <w:t xml:space="preserve"> role:</w:t>
-      </w:r>
-    </w:p>
-    <w:p>
-      <w:pPr>
-        <w:pStyle w:val="ListNumber"/>
-      </w:pPr>
-      <w:r>
-        <w:t>Open an approved PR.</w:t>
-      </w:r>
-    </w:p>
-    <w:p>
-      <w:pPr>
-        <w:pStyle w:val="ListNumber"/>
-      </w:pPr>
-      <w:r>
-        <w:t xml:space="preserve">Click </w:t>
-      </w:r>
-      <w:r>
-        <w:rPr>
-          <w:b/>
-        </w:rPr>
-        <w:t>Post to SAP</w:t>
-      </w:r>
-      <w:r>
-        <w:t xml:space="preserve"> on the toolbar.</w:t>
+      <w:bookmarkStart w:id="54" w:name="_Toc227592666"/>
+      <w:r>
+        <w:t>9.5 Who does what</w:t>
+      </w:r>
+      <w:bookmarkEnd w:id="54"/>
+    </w:p>
+    <w:p>
+      <w:pPr>
+        <w:pStyle w:val="ListBullet"/>
+      </w:pPr>
+      <w:r>
+        <w:rPr>
+          <w:b/>
+        </w:rPr>
+        <w:t>DeviationUser</w:t>
+      </w:r>
+      <w:r>
+        <w:t xml:space="preserve"> — creates and edits deviations in Draft</w:t>
+      </w:r>
+    </w:p>
+    <w:p>
+      <w:pPr>
+        <w:pStyle w:val="ListBullet"/>
+      </w:pPr>
+      <w:r>
+        <w:rPr>
+          <w:b/>
+        </w:rPr>
+        <w:t>DeviationReviewer</w:t>
+      </w:r>
+      <w:r>
+        <w:t xml:space="preserve"> — reviews and acknowledges in Under Review</w:t>
+      </w:r>
+    </w:p>
+    <w:p>
+      <w:pPr>
+        <w:pStyle w:val="ListBullet"/>
+      </w:pPr>
+      <w:r>
+        <w:rPr>
+          <w:b/>
+        </w:rPr>
+        <w:t>DeviationManager</w:t>
+      </w:r>
+      <w:r>
+        <w:t xml:space="preserve"> — manages portfolio, submits for approval</w:t>
+      </w:r>
+    </w:p>
+    <w:p>
+      <w:pPr>
+        <w:pStyle w:val="ListBullet"/>
+      </w:pPr>
+      <w:r>
+        <w:rPr>
+          <w:b/>
+        </w:rPr>
+        <w:t>DeviationApprover</w:t>
+      </w:r>
+      <w:r>
+        <w:t xml:space="preserve"> — approves in Pending Approval</w:t>
+      </w:r>
+    </w:p>
+    <w:p>
+      <w:pPr>
+        <w:pStyle w:val="ListBullet"/>
+      </w:pPr>
+      <w:r>
+        <w:rPr>
+          <w:b/>
+        </w:rPr>
+        <w:lastRenderedPageBreak/>
+        <w:t>DeviationReopen</w:t>
+      </w:r>
+      <w:r>
+        <w:t xml:space="preserve"> — re-opens a Closed deviation</w:t>
+      </w:r>
+    </w:p>
+    <w:p>
+      <w:pPr>
+        <w:pStyle w:val="Heading3"/>
+      </w:pPr>
+      <w:bookmarkStart w:id="55" w:name="_Toc227592667"/>
+      <w:r>
+        <w:t>9.6 Actions available on a Deviation</w:t>
+      </w:r>
+      <w:bookmarkEnd w:id="55"/>
+    </w:p>
+    <w:p>
+      <w:r>
+        <w:t>The toolbar shows only the actions allowed for your role and the current status:</w:t>
       </w:r>
     </w:p>
     <w:p>
@@ -8043,17 +8837,17 @@
           <wp:inline distT="0" distB="0" distL="0" distR="0">
             <wp:extent cx="5029200" cy="2828925"/>
             <wp:effectExtent l="0" t="0" r="0" b="9525"/>
-            <wp:docPr id="18" name="Picture 18"/>
+            <wp:docPr id="21" name="Picture 21"/>
             <wp:cNvGraphicFramePr/>
             <a:graphic xmlns:a="http://schemas.openxmlformats.org/drawingml/2006/main">
               <a:graphicData uri="http://schemas.openxmlformats.org/drawingml/2006/picture">
                 <pic:pic xmlns:pic="http://schemas.openxmlformats.org/drawingml/2006/picture">
                   <pic:nvPicPr>
-                    <pic:cNvPr id="18" name=""/>
+                    <pic:cNvPr id="21" name=""/>
                     <pic:cNvPicPr/>
                   </pic:nvPicPr>
                   <pic:blipFill>
-                    <a:blip r:embed="rId20" cstate="print">
+                    <a:blip r:embed="rId19" cstate="print">
                       <a:extLst>
                         <a:ext uri="{28A0092B-C50C-407E-A947-70E740481C1C}">
                           <a14:useLocalDpi xmlns:a14="http://schemas.microsoft.com/office/drawing/2010/main" val="0"/>
@@ -8088,240 +8882,205 @@
         </w:rPr>
       </w:pPr>
       <w:r>
-        <w:t>Figure: Post PR to SAP</w:t>
-      </w:r>
-    </w:p>
-    <w:p>
-      <w:pPr>
-        <w:pStyle w:val="ListNumber"/>
-      </w:pPr>
+        <w:t>Figure: Deviation workflow</w:t>
+      </w:r>
+    </w:p>
+    <w:p>
+      <w:pPr>
+        <w:pStyle w:val="ListBullet"/>
+      </w:pPr>
+      <w:r>
+        <w:rPr>
+          <w:b/>
+        </w:rPr>
+        <w:t>Submit for Review</w:t>
+      </w:r>
+      <w:r>
+        <w:t xml:space="preserve"> — Draft → Under Review</w:t>
+      </w:r>
+    </w:p>
+    <w:p>
+      <w:pPr>
+        <w:pStyle w:val="ListBullet"/>
+      </w:pPr>
+      <w:r>
+        <w:rPr>
+          <w:b/>
+        </w:rPr>
+        <w:t>Acknowledge</w:t>
+      </w:r>
+      <w:r>
+        <w:t xml:space="preserve"> — reviewer marks review complete</w:t>
+      </w:r>
+    </w:p>
+    <w:p>
+      <w:pPr>
+        <w:pStyle w:val="ListBullet"/>
+      </w:pPr>
+      <w:r>
+        <w:rPr>
+          <w:b/>
+        </w:rPr>
+        <w:t>Submit for Approval</w:t>
+      </w:r>
+      <w:r>
+        <w:t xml:space="preserve"> — Under Review → Pending Approval</w:t>
+      </w:r>
+    </w:p>
+    <w:p>
+      <w:pPr>
+        <w:pStyle w:val="ListBullet"/>
+      </w:pPr>
+      <w:r>
+        <w:rPr>
+          <w:b/>
+        </w:rPr>
+        <w:t>Approve</w:t>
+      </w:r>
+      <w:r>
+        <w:t xml:space="preserve"> — Pending Approval → Approved</w:t>
+      </w:r>
+    </w:p>
+    <w:p>
+      <w:pPr>
+        <w:pStyle w:val="ListBullet"/>
+      </w:pPr>
+      <w:r>
+        <w:rPr>
+          <w:b/>
+        </w:rPr>
+        <w:t>Withdraw</w:t>
+      </w:r>
+      <w:r>
+        <w:t xml:space="preserve"> — withdraw before approval</w:t>
+      </w:r>
+    </w:p>
+    <w:p>
+      <w:pPr>
+        <w:pStyle w:val="ListBullet"/>
+      </w:pPr>
+      <w:r>
+        <w:rPr>
+          <w:b/>
+        </w:rPr>
+        <w:t>Request Extension</w:t>
+      </w:r>
+      <w:r>
+        <w:t xml:space="preserve"> — start a Draft Extension from an Approved deviation</w:t>
+      </w:r>
+    </w:p>
+    <w:p>
+      <w:pPr>
+        <w:pStyle w:val="ListBullet"/>
+      </w:pPr>
+      <w:r>
+        <w:rPr>
+          <w:b/>
+        </w:rPr>
+        <w:t>Approve Extension</w:t>
+      </w:r>
+      <w:r>
+        <w:t xml:space="preserve"> — approve an extension</w:t>
+      </w:r>
+    </w:p>
+    <w:p>
+      <w:pPr>
+        <w:pStyle w:val="ListBullet"/>
+      </w:pPr>
+      <w:r>
+        <w:rPr>
+          <w:b/>
+        </w:rPr>
+        <w:t>Close</w:t>
+      </w:r>
+      <w:r>
+        <w:t xml:space="preserve"> — close an Approved or Expired deviation</w:t>
+      </w:r>
+    </w:p>
+    <w:p>
+      <w:pPr>
+        <w:pStyle w:val="ListBullet"/>
+      </w:pPr>
+      <w:r>
+        <w:rPr>
+          <w:b/>
+        </w:rPr>
+        <w:t>Reopen</w:t>
+      </w:r>
+      <w:r>
+        <w:t xml:space="preserve"> — re-open a Closed deviation (requires DeviationReopen)</w:t>
+      </w:r>
+    </w:p>
+    <w:p>
+      <w:pPr>
+        <w:pStyle w:val="Quote"/>
+        <w:rPr>
+          <w:i w:val="0"/>
+        </w:rPr>
+      </w:pPr>
+      <w:r>
+        <w:t>NOTE: New, Link, Unlink and Delete are hidden on the Deviations list — deviations are only created in context from a WO/WR/PM and are never deleted, only cancelled or withdrawn.</w:t>
+      </w:r>
+    </w:p>
+    <w:p>
+      <w:pPr>
+        <w:pStyle w:val="Heading3"/>
+      </w:pPr>
+      <w:bookmarkStart w:id="56" w:name="_Toc227592668"/>
+      <w:r>
+        <w:t>9.7 Linking a Deviation to a WO or WR</w:t>
+      </w:r>
+      <w:bookmarkEnd w:id="56"/>
+    </w:p>
+    <w:p>
+      <w:r>
+        <w:t xml:space="preserve">On the Work Order or Work Request detail view, go to the </w:t>
+      </w:r>
+      <w:r>
+        <w:rPr>
+          <w:b/>
+        </w:rPr>
+        <w:t>Deviations</w:t>
+      </w:r>
+      <w:r>
+        <w:t xml:space="preserve"> tab and add the deviation there. The system will check the deviation's status when you save the WO/WR.</w:t>
+      </w:r>
+    </w:p>
+    <w:p>
+      <w:r>
+        <w:br w:type="page"/>
+      </w:r>
+    </w:p>
+    <w:p>
+      <w:pPr>
+        <w:pStyle w:val="Heading2"/>
+      </w:pPr>
+      <w:bookmarkStart w:id="57" w:name="_Toc227592669"/>
       <w:r>
         <w:lastRenderedPageBreak/>
-        <w:t>The system logs in to SAP via the DI API, creates the Purchase Request document, and stores the AMS reference numbers in the SAP user-defined fields.</w:t>
-      </w:r>
-    </w:p>
-    <w:p>
-      <w:pPr>
-        <w:pStyle w:val="ListNumber"/>
-      </w:pPr>
-      <w:r>
-        <w:t>Attachments are copied from AMS into the SAP attachment folder.</w:t>
-      </w:r>
-    </w:p>
-    <w:p>
-      <w:r>
-        <w:t>If posting fails, the error is shown on screen and logged on the server. The SAP document is not created until a successful post.</w:t>
-      </w:r>
+        <w:t>10. Reports</w:t>
+      </w:r>
+      <w:bookmarkEnd w:id="57"/>
     </w:p>
     <w:p>
       <w:pPr>
         <w:pStyle w:val="Heading3"/>
       </w:pPr>
-      <w:bookmarkStart w:id="47" w:name="_Toc227590682"/>
-      <w:r>
-        <w:t>8.5 Cancelling a PR</w:t>
-      </w:r>
-      <w:bookmarkEnd w:id="47"/>
-    </w:p>
-    <w:p>
-      <w:r>
-        <w:t xml:space="preserve">With the </w:t>
-      </w:r>
-      <w:r>
-        <w:rPr>
-          <w:b/>
-        </w:rPr>
-        <w:t>CancelPRRole</w:t>
-      </w:r>
-      <w:r>
-        <w:t xml:space="preserve"> role you can cancel a PR. If the PR has already been posted to SAP, the SAP document is cancelled as well.</w:t>
-      </w:r>
-    </w:p>
-    <w:p>
-      <w:pPr>
-        <w:pStyle w:val="Heading3"/>
-      </w:pPr>
-      <w:bookmarkStart w:id="48" w:name="_Toc227590683"/>
-      <w:r>
-        <w:t>8.6 Reconciling with SAP</w:t>
-      </w:r>
-      <w:bookmarkEnd w:id="48"/>
-    </w:p>
-    <w:p>
-      <w:r>
-        <w:rPr>
-          <w:b/>
-        </w:rPr>
-        <w:t>Navigation → Purchase Requests → Vw SAP PR</w:t>
-      </w:r>
-      <w:r>
-        <w:t xml:space="preserve"> is a read-only mirror of the PRs that exist in SAP. Use it to reconcile AMS against SAP.</w:t>
-      </w:r>
-    </w:p>
-    <w:p>
-      <w:r>
-        <w:br w:type="page"/>
-      </w:r>
-    </w:p>
-    <w:p>
-      <w:pPr>
-        <w:pStyle w:val="Heading2"/>
-      </w:pPr>
-      <w:bookmarkStart w:id="49" w:name="_Toc227590684"/>
-      <w:r>
-        <w:lastRenderedPageBreak/>
-        <w:t>9. Deviations</w:t>
-      </w:r>
-      <w:bookmarkEnd w:id="49"/>
-    </w:p>
-    <w:p>
-      <w:pPr>
-        <w:pStyle w:val="Heading3"/>
-      </w:pPr>
-      <w:bookmarkStart w:id="50" w:name="_Toc227590685"/>
-      <w:r>
-        <w:t>9.1 What a Deviation is for</w:t>
-      </w:r>
-      <w:bookmarkEnd w:id="50"/>
-    </w:p>
-    <w:p>
-      <w:r>
-        <w:t xml:space="preserve">A Deviation captures an authorised departure from a standard — either an </w:t>
-      </w:r>
-      <w:r>
-        <w:rPr>
-          <w:b/>
-        </w:rPr>
-        <w:t>OLAFD</w:t>
-      </w:r>
-      <w:r>
-        <w:t xml:space="preserve"> (Operating Limit And Fixed Deviation) or an </w:t>
-      </w:r>
-      <w:r>
-        <w:rPr>
-          <w:b/>
-        </w:rPr>
-        <w:t>SCE</w:t>
-      </w:r>
-      <w:r>
-        <w:t xml:space="preserve"> (Safety Critical Element) deviation. Deviations carry their own approval workflow and can be linked to the Work Orders or Work Requests that depend on them.</w:t>
-      </w:r>
-    </w:p>
-    <w:p>
-      <w:pPr>
-        <w:pStyle w:val="Heading3"/>
-      </w:pPr>
-      <w:bookmarkStart w:id="51" w:name="_Toc227590686"/>
-      <w:r>
-        <w:t>9.2 Deviation types</w:t>
-      </w:r>
-      <w:bookmarkEnd w:id="51"/>
-    </w:p>
-    <w:p>
-      <w:pPr>
-        <w:pStyle w:val="ListBullet"/>
-      </w:pPr>
-      <w:r>
-        <w:rPr>
-          <w:b/>
-        </w:rPr>
-        <w:t>OLAFD</w:t>
-      </w:r>
-      <w:r>
-        <w:t xml:space="preserve"> — operating-limit deviation</w:t>
-      </w:r>
-    </w:p>
-    <w:p>
-      <w:pPr>
-        <w:pStyle w:val="ListBullet"/>
-      </w:pPr>
-      <w:r>
-        <w:rPr>
-          <w:b/>
-        </w:rPr>
-        <w:t>SCE</w:t>
-      </w:r>
-      <w:r>
-        <w:t xml:space="preserve"> — safety critical element deviation</w:t>
-      </w:r>
-    </w:p>
-    <w:p>
-      <w:r>
-        <w:t>Set the Deviation Type in the header when creating the record.</w:t>
-      </w:r>
-    </w:p>
-    <w:p>
-      <w:pPr>
-        <w:pStyle w:val="Heading3"/>
-      </w:pPr>
-      <w:bookmarkStart w:id="52" w:name="_Toc227590687"/>
-      <w:r>
-        <w:t>9.3 Creating a Deviation</w:t>
-      </w:r>
-      <w:bookmarkEnd w:id="52"/>
-    </w:p>
-    <w:p>
-      <w:r>
-        <w:t xml:space="preserve">Deviations are usually created from within the originating WO, WR or PM context by a user with the </w:t>
-      </w:r>
-      <w:r>
-        <w:rPr>
-          <w:b/>
-        </w:rPr>
-        <w:t>DeviationUser</w:t>
-      </w:r>
-      <w:r>
-        <w:t xml:space="preserve"> role.</w:t>
-      </w:r>
-    </w:p>
-    <w:p>
-      <w:pPr>
-        <w:pStyle w:val="ListNumber"/>
-      </w:pPr>
-      <w:r>
-        <w:t xml:space="preserve">On the Deviation screen, select </w:t>
-      </w:r>
-      <w:r>
-        <w:rPr>
-          <w:b/>
-        </w:rPr>
-        <w:t>Company</w:t>
-      </w:r>
-      <w:r>
-        <w:t xml:space="preserve">, </w:t>
-      </w:r>
-      <w:r>
-        <w:rPr>
-          <w:b/>
-        </w:rPr>
-        <w:t>Deviation Type</w:t>
-      </w:r>
-      <w:r>
-        <w:t xml:space="preserve">, </w:t>
-      </w:r>
-      <w:r>
-        <w:rPr>
-          <w:b/>
-        </w:rPr>
-        <w:t>Discipline</w:t>
-      </w:r>
-      <w:r>
-        <w:t xml:space="preserve">, </w:t>
-      </w:r>
-      <w:r>
-        <w:rPr>
-          <w:b/>
-        </w:rPr>
-        <w:t>Location</w:t>
-      </w:r>
-      <w:r>
-        <w:t xml:space="preserve"> and </w:t>
-      </w:r>
-      <w:r>
-        <w:rPr>
-          <w:b/>
-        </w:rPr>
-        <w:t>Frequency</w:t>
+      <w:bookmarkStart w:id="58" w:name="_Toc227592670"/>
+      <w:r>
+        <w:t>10.1 Where to find reports</w:t>
+      </w:r>
+      <w:bookmarkEnd w:id="58"/>
+    </w:p>
+    <w:p>
+      <w:r>
+        <w:t xml:space="preserve">Reports are under </w:t>
+      </w:r>
+      <w:r>
+        <w:rPr>
+          <w:b/>
+        </w:rPr>
+        <w:t>Navigation → Reports</w:t>
       </w:r>
       <w:r>
         <w:t>.</w:t>
@@ -8339,13 +9098,13 @@
           <wp:inline distT="0" distB="0" distL="0" distR="0">
             <wp:extent cx="5029200" cy="2828925"/>
             <wp:effectExtent l="0" t="0" r="0" b="9525"/>
-            <wp:docPr id="19" name="Picture 19"/>
+            <wp:docPr id="22" name="Picture 22"/>
             <wp:cNvGraphicFramePr/>
             <a:graphic xmlns:a="http://schemas.openxmlformats.org/drawingml/2006/main">
               <a:graphicData uri="http://schemas.openxmlformats.org/drawingml/2006/picture">
                 <pic:pic xmlns:pic="http://schemas.openxmlformats.org/drawingml/2006/picture">
                   <pic:nvPicPr>
-                    <pic:cNvPr id="19" name=""/>
+                    <pic:cNvPr id="22" name=""/>
                     <pic:cNvPicPr/>
                   </pic:nvPicPr>
                   <pic:blipFill>
@@ -8384,15 +9143,194 @@
         </w:rPr>
       </w:pPr>
       <w:r>
-        <w:t>Figure: New Deviation</w:t>
-      </w:r>
+        <w:t>Figure: Reports list</w:t>
+      </w:r>
+    </w:p>
+    <w:p>
+      <w:pPr>
+        <w:pStyle w:val="Heading3"/>
+      </w:pPr>
+      <w:bookmarkStart w:id="59" w:name="_Toc227592671"/>
+      <w:r>
+        <w:t>10.2 Built-in reports</w:t>
+      </w:r>
+      <w:bookmarkEnd w:id="59"/>
+    </w:p>
+    <w:p>
+      <w:r>
+        <w:t>Reports commonly available:</w:t>
+      </w:r>
+    </w:p>
+    <w:p>
+      <w:pPr>
+        <w:pStyle w:val="ListBullet"/>
+      </w:pPr>
+      <w:r>
+        <w:rPr>
+          <w:b/>
+        </w:rPr>
+        <w:t>All Work Order Documents</w:t>
+      </w:r>
+      <w:r>
+        <w:t xml:space="preserve"> — list of WOs with headers and key fields</w:t>
+      </w:r>
+    </w:p>
+    <w:p>
+      <w:pPr>
+        <w:pStyle w:val="ListBullet"/>
+      </w:pPr>
+      <w:r>
+        <w:rPr>
+          <w:b/>
+        </w:rPr>
+        <w:t>All Work Request Documents</w:t>
+      </w:r>
+      <w:r>
+        <w:t xml:space="preserve"> — list of WRs</w:t>
+      </w:r>
+    </w:p>
+    <w:p>
+      <w:pPr>
+        <w:pStyle w:val="ListBullet"/>
+      </w:pPr>
+      <w:r>
+        <w:rPr>
+          <w:b/>
+        </w:rPr>
+        <w:t>All PM Patch Documents</w:t>
+      </w:r>
+      <w:r>
+        <w:t xml:space="preserve"> — PM patch summary</w:t>
+      </w:r>
+    </w:p>
+    <w:p>
+      <w:pPr>
+        <w:pStyle w:val="ListBullet"/>
+      </w:pPr>
+      <w:r>
+        <w:rPr>
+          <w:b/>
+        </w:rPr>
+        <w:t>Bad Actor</w:t>
+      </w:r>
+      <w:r>
+        <w:t xml:space="preserve"> — equipment with the highest breakdown frequency</w:t>
+      </w:r>
+    </w:p>
+    <w:p>
+      <w:pPr>
+        <w:pStyle w:val="ListBullet"/>
+      </w:pPr>
+      <w:r>
+        <w:rPr>
+          <w:b/>
+        </w:rPr>
+        <w:t>Weekly AMS Measures</w:t>
+      </w:r>
+      <w:r>
+        <w:t xml:space="preserve"> — KPI measures for the current week</w:t>
+      </w:r>
+    </w:p>
+    <w:p>
+      <w:pPr>
+        <w:pStyle w:val="ListBullet"/>
+      </w:pPr>
+      <w:r>
+        <w:rPr>
+          <w:b/>
+        </w:rPr>
+        <w:t>Monthly KPI Measures</w:t>
+      </w:r>
+      <w:r>
+        <w:t xml:space="preserve"> — AI, ME and SCE monthly KPIs</w:t>
+      </w:r>
+    </w:p>
+    <w:p>
+      <w:pPr>
+        <w:pStyle w:val="ListBullet"/>
+      </w:pPr>
+      <w:r>
+        <w:rPr>
+          <w:b/>
+        </w:rPr>
+        <w:t>Facility / Retail / Terminal Current AMS Measures</w:t>
+      </w:r>
+      <w:r>
+        <w:t xml:space="preserve"> — site-scoped KPIs</w:t>
+      </w:r>
+    </w:p>
+    <w:p>
+      <w:pPr>
+        <w:pStyle w:val="ListBullet"/>
+      </w:pPr>
+      <w:r>
+        <w:rPr>
+          <w:b/>
+        </w:rPr>
+        <w:t>Facility / Retail / Terminal ME Status Report</w:t>
+      </w:r>
+      <w:r>
+        <w:t xml:space="preserve"> — mechanical integrity</w:t>
+      </w:r>
+    </w:p>
+    <w:p>
+      <w:pPr>
+        <w:pStyle w:val="ListBullet"/>
+      </w:pPr>
+      <w:r>
+        <w:rPr>
+          <w:b/>
+        </w:rPr>
+        <w:t>Facility / Retail / Terminal SCE Status Report</w:t>
+      </w:r>
+      <w:r>
+        <w:t xml:space="preserve"> — SCE status</w:t>
+      </w:r>
+    </w:p>
+    <w:p>
+      <w:pPr>
+        <w:pStyle w:val="ListBullet"/>
+      </w:pPr>
+      <w:r>
+        <w:rPr>
+          <w:b/>
+        </w:rPr>
+        <w:t>RETAIL / TERMINAL SCE Deviation LAFD Status Report</w:t>
+      </w:r>
+      <w:r>
+        <w:t xml:space="preserve"> — deviation status for SCE items</w:t>
+      </w:r>
+    </w:p>
+    <w:p>
+      <w:pPr>
+        <w:pStyle w:val="ListBullet"/>
+      </w:pPr>
+      <w:r>
+        <w:rPr>
+          <w:b/>
+        </w:rPr>
+        <w:t>Deviation Layout</w:t>
+      </w:r>
+      <w:r>
+        <w:t xml:space="preserve"> — formatted deviation report for distribution</w:t>
+      </w:r>
+    </w:p>
+    <w:p>
+      <w:pPr>
+        <w:pStyle w:val="Heading3"/>
+      </w:pPr>
+      <w:bookmarkStart w:id="60" w:name="_Toc227592672"/>
+      <w:r>
+        <w:t>10.3 Running a report</w:t>
+      </w:r>
+      <w:bookmarkEnd w:id="60"/>
     </w:p>
     <w:p>
       <w:pPr>
         <w:pStyle w:val="ListNumber"/>
       </w:pPr>
       <w:r>
-        <w:t>Enter the effective dates and the reason/description.</w:t>
+        <w:t>Click the report name.</w:t>
       </w:r>
     </w:p>
     <w:p>
@@ -8400,16 +9338,24 @@
         <w:pStyle w:val="ListNumber"/>
       </w:pPr>
       <w:r>
-        <w:t xml:space="preserve">Complete the </w:t>
-      </w:r>
-      <w:r>
-        <w:rPr>
-          <w:b/>
-        </w:rPr>
-        <w:t>Risk Assessment</w:t>
-      </w:r>
-      <w:r>
-        <w:t xml:space="preserve"> sub-tabs: Risk to Assets, People, Environment, Community.</w:t>
+        <w:t>Enter the parameters in the dialog (typically Company, Date From, Date To, Equipment Class or Discipline).</w:t>
+      </w:r>
+    </w:p>
+    <w:p>
+      <w:pPr>
+        <w:pStyle w:val="ListNumber"/>
+      </w:pPr>
+      <w:r>
+        <w:t xml:space="preserve">Click </w:t>
+      </w:r>
+      <w:r>
+        <w:rPr>
+          <w:b/>
+        </w:rPr>
+        <w:t>OK</w:t>
+      </w:r>
+      <w:r>
+        <w:t xml:space="preserve"> to render the report preview.</w:t>
       </w:r>
     </w:p>
     <w:p>
@@ -8425,13 +9371,13 @@
           <wp:inline distT="0" distB="0" distL="0" distR="0">
             <wp:extent cx="5029200" cy="2828925"/>
             <wp:effectExtent l="0" t="0" r="0" b="9525"/>
-            <wp:docPr id="20" name="Picture 20"/>
+            <wp:docPr id="23" name="Picture 23"/>
             <wp:cNvGraphicFramePr/>
             <a:graphic xmlns:a="http://schemas.openxmlformats.org/drawingml/2006/main">
               <a:graphicData uri="http://schemas.openxmlformats.org/drawingml/2006/picture">
                 <pic:pic xmlns:pic="http://schemas.openxmlformats.org/drawingml/2006/picture">
                   <pic:nvPicPr>
-                    <pic:cNvPr id="20" name=""/>
+                    <pic:cNvPr id="23" name=""/>
                     <pic:cNvPicPr/>
                   </pic:nvPicPr>
                   <pic:blipFill>
@@ -8470,7 +9416,7 @@
         </w:rPr>
       </w:pPr>
       <w:r>
-        <w:t>Figure: Deviation risk</w:t>
+        <w:t>Figure: Report preview</w:t>
       </w:r>
     </w:p>
     <w:p>
@@ -8478,572 +9424,46 @@
         <w:pStyle w:val="ListNumber"/>
       </w:pPr>
       <w:r>
-        <w:t xml:space="preserve">Add the required </w:t>
-      </w:r>
-      <w:r>
-        <w:rPr>
-          <w:b/>
-        </w:rPr>
-        <w:t>Reviewers</w:t>
-      </w:r>
-      <w:r>
-        <w:t xml:space="preserve"> on the Reviewers tab.</w:t>
-      </w:r>
-    </w:p>
-    <w:p>
-      <w:pPr>
-        <w:pStyle w:val="ListNumber"/>
-      </w:pPr>
-      <w:r>
-        <w:t xml:space="preserve">Add </w:t>
-      </w:r>
-      <w:r>
-        <w:rPr>
-          <w:b/>
-        </w:rPr>
-        <w:t>Mitigations</w:t>
-      </w:r>
-      <w:r>
-        <w:t xml:space="preserve"> on the Mitigations tab.</w:t>
-      </w:r>
-    </w:p>
-    <w:p>
-      <w:pPr>
-        <w:pStyle w:val="ListNumber"/>
-      </w:pPr>
-      <w:r>
-        <w:t xml:space="preserve">Upload supporting documents under </w:t>
-      </w:r>
-      <w:r>
-        <w:rPr>
-          <w:b/>
-        </w:rPr>
-        <w:t>Attachments</w:t>
-      </w:r>
-      <w:r>
-        <w:t>.</w:t>
-      </w:r>
-    </w:p>
-    <w:p>
-      <w:pPr>
-        <w:pStyle w:val="ListNumber"/>
-      </w:pPr>
-      <w:r>
-        <w:t>Save as Draft.</w:t>
+        <w:t>Use the preview toolbar to page through, zoom, export or print.</w:t>
       </w:r>
     </w:p>
     <w:p>
       <w:pPr>
         <w:pStyle w:val="Heading3"/>
       </w:pPr>
-      <w:bookmarkStart w:id="53" w:name="_Toc227590688"/>
-      <w:r>
-        <w:t>9.4 Deviation status flow</w:t>
-      </w:r>
-      <w:bookmarkEnd w:id="53"/>
-    </w:p>
-    <w:p>
-      <w:r>
-        <w:t>A Deviation passes through the following statuses (on the Doc Status tab):</w:t>
-      </w:r>
-    </w:p>
-    <w:p>
-      <w:pPr>
-        <w:pStyle w:val="ListBullet"/>
-      </w:pPr>
-      <w:r>
-        <w:rPr>
-          <w:b/>
-        </w:rPr>
-        <w:t>New</w:t>
-      </w:r>
-      <w:r>
-        <w:t xml:space="preserve"> — freshly created</w:t>
-      </w:r>
-    </w:p>
-    <w:p>
-      <w:pPr>
-        <w:pStyle w:val="ListBullet"/>
-      </w:pPr>
-      <w:r>
-        <w:rPr>
-          <w:b/>
-        </w:rPr>
-        <w:t>Draft</w:t>
-      </w:r>
-      <w:r>
-        <w:t xml:space="preserve"> — being prepared</w:t>
-      </w:r>
-    </w:p>
-    <w:p>
-      <w:pPr>
-        <w:pStyle w:val="ListBullet"/>
-      </w:pPr>
-      <w:r>
-        <w:rPr>
-          <w:b/>
-        </w:rPr>
-        <w:t>Under Review</w:t>
-      </w:r>
-      <w:r>
-        <w:t xml:space="preserve"> — circulated to reviewers</w:t>
-      </w:r>
-    </w:p>
-    <w:p>
-      <w:pPr>
-        <w:pStyle w:val="ListBullet"/>
-      </w:pPr>
-      <w:r>
-        <w:rPr>
-          <w:b/>
-        </w:rPr>
-        <w:t>Submit Acknowledge</w:t>
-      </w:r>
-      <w:r>
-        <w:t xml:space="preserve"> — reviewers have acknowledged</w:t>
-      </w:r>
-    </w:p>
-    <w:p>
-      <w:pPr>
-        <w:pStyle w:val="ListBullet"/>
-      </w:pPr>
-      <w:r>
-        <w:rPr>
-          <w:b/>
-        </w:rPr>
-        <w:t>Pending Approval</w:t>
-      </w:r>
-      <w:r>
-        <w:t xml:space="preserve"> — awaiting Approver sign-off</w:t>
-      </w:r>
-    </w:p>
-    <w:p>
-      <w:pPr>
-        <w:pStyle w:val="ListBullet"/>
-      </w:pPr>
-      <w:r>
-        <w:rPr>
-          <w:b/>
-        </w:rPr>
-        <w:t>Approved</w:t>
-      </w:r>
-      <w:r>
-        <w:t xml:space="preserve"> — approved and in force</w:t>
-      </w:r>
-    </w:p>
-    <w:p>
-      <w:pPr>
-        <w:pStyle w:val="ListBullet"/>
-      </w:pPr>
-      <w:r>
-        <w:rPr>
-          <w:b/>
-        </w:rPr>
-        <w:t>Open</w:t>
-      </w:r>
-      <w:r>
-        <w:t xml:space="preserve"> — currently effective</w:t>
-      </w:r>
-    </w:p>
-    <w:p>
-      <w:pPr>
-        <w:pStyle w:val="ListBullet"/>
-      </w:pPr>
-      <w:r>
-        <w:rPr>
-          <w:b/>
-        </w:rPr>
-        <w:t>Expired</w:t>
-      </w:r>
-      <w:r>
-        <w:t xml:space="preserve"> — effective period ended</w:t>
-      </w:r>
-    </w:p>
-    <w:p>
-      <w:pPr>
-        <w:pStyle w:val="ListBullet"/>
-      </w:pPr>
-      <w:r>
-        <w:rPr>
-          <w:b/>
-        </w:rPr>
-        <w:t>Draft Extension</w:t>
-      </w:r>
-      <w:r>
-        <w:t xml:space="preserve"> — an extension is being prepared</w:t>
-      </w:r>
-    </w:p>
-    <w:p>
-      <w:pPr>
-        <w:pStyle w:val="ListBullet"/>
-      </w:pPr>
-      <w:r>
-        <w:rPr>
-          <w:b/>
-        </w:rPr>
-        <w:t>Approved Extension</w:t>
-      </w:r>
-      <w:r>
-        <w:t xml:space="preserve"> — an extension has been approved</w:t>
-      </w:r>
-    </w:p>
-    <w:p>
-      <w:pPr>
-        <w:pStyle w:val="ListBullet"/>
-      </w:pPr>
-      <w:r>
-        <w:rPr>
-          <w:b/>
-        </w:rPr>
-        <w:t>Withdrawn</w:t>
-      </w:r>
-      <w:r>
-        <w:t xml:space="preserve"> — withdrawn before approval</w:t>
-      </w:r>
-    </w:p>
-    <w:p>
-      <w:pPr>
-        <w:pStyle w:val="ListBullet"/>
-      </w:pPr>
-      <w:r>
-        <w:rPr>
-          <w:b/>
-        </w:rPr>
-        <w:t>Closed</w:t>
-      </w:r>
-      <w:r>
-        <w:t xml:space="preserve"> — formally closed after conclusion</w:t>
-      </w:r>
-    </w:p>
-    <w:p>
-      <w:pPr>
-        <w:pStyle w:val="ListBullet"/>
-      </w:pPr>
-      <w:r>
-        <w:rPr>
-          <w:b/>
-        </w:rPr>
-        <w:t>Cancel</w:t>
-      </w:r>
-      <w:r>
-        <w:t xml:space="preserve"> — cancelled before approval</w:t>
+      <w:bookmarkStart w:id="61" w:name="_Toc227592673"/>
+      <w:r>
+        <w:t>10.4 Exporting and printing</w:t>
+      </w:r>
+      <w:bookmarkEnd w:id="61"/>
+    </w:p>
+    <w:p>
+      <w:r>
+        <w:t>The preview supports export to PDF, XLSX, DOCX, MHT, RTF, XLS, CSV, TXT and image formats. For sharing by email, PDF or XLSX are preferred.</w:t>
       </w:r>
     </w:p>
     <w:p>
       <w:pPr>
         <w:pStyle w:val="Heading3"/>
       </w:pPr>
-      <w:bookmarkStart w:id="54" w:name="_Toc227590689"/>
-      <w:r>
-        <w:t>9.5 Who does what</w:t>
-      </w:r>
-      <w:bookmarkEnd w:id="54"/>
-    </w:p>
-    <w:p>
-      <w:pPr>
-        <w:pStyle w:val="ListBullet"/>
-      </w:pPr>
-      <w:r>
-        <w:rPr>
-          <w:b/>
-        </w:rPr>
-        <w:t>DeviationUser</w:t>
-      </w:r>
-      <w:r>
-        <w:t xml:space="preserve"> — creates and edits deviations in Draft</w:t>
-      </w:r>
-    </w:p>
-    <w:p>
-      <w:pPr>
-        <w:pStyle w:val="ListBullet"/>
-      </w:pPr>
-      <w:r>
-        <w:rPr>
-          <w:b/>
-        </w:rPr>
-        <w:t>DeviationReviewer</w:t>
-      </w:r>
-      <w:r>
-        <w:t xml:space="preserve"> — reviews and acknowledges in Under Review</w:t>
-      </w:r>
-    </w:p>
-    <w:p>
-      <w:pPr>
-        <w:pStyle w:val="ListBullet"/>
-      </w:pPr>
-      <w:r>
-        <w:rPr>
-          <w:b/>
-        </w:rPr>
-        <w:t>DeviationManager</w:t>
-      </w:r>
-      <w:r>
-        <w:t xml:space="preserve"> — manages portfolio, submits for approval</w:t>
-      </w:r>
-    </w:p>
-    <w:p>
-      <w:pPr>
-        <w:pStyle w:val="ListBullet"/>
-      </w:pPr>
-      <w:r>
-        <w:rPr>
-          <w:b/>
-        </w:rPr>
-        <w:t>DeviationApprover</w:t>
-      </w:r>
-      <w:r>
-        <w:t xml:space="preserve"> — approves in Pending Approval</w:t>
-      </w:r>
-    </w:p>
-    <w:p>
-      <w:pPr>
-        <w:pStyle w:val="ListBullet"/>
-      </w:pPr>
-      <w:r>
-        <w:rPr>
-          <w:b/>
-        </w:rPr>
-        <w:lastRenderedPageBreak/>
-        <w:t>DeviationReopen</w:t>
-      </w:r>
-      <w:r>
-        <w:t xml:space="preserve"> — re-opens a Closed deviation</w:t>
-      </w:r>
-    </w:p>
-    <w:p>
-      <w:pPr>
-        <w:pStyle w:val="Heading3"/>
-      </w:pPr>
-      <w:bookmarkStart w:id="55" w:name="_Toc227590690"/>
-      <w:r>
-        <w:t>9.6 Actions available on a Deviation</w:t>
-      </w:r>
-      <w:bookmarkEnd w:id="55"/>
-    </w:p>
-    <w:p>
-      <w:r>
-        <w:t>The toolbar shows only the actions allowed for your role and the current status:</w:t>
-      </w:r>
-    </w:p>
-    <w:p>
-      <w:pPr>
-        <w:jc w:val="center"/>
-      </w:pPr>
-      <w:r>
-        <w:rPr>
-          <w:noProof/>
-        </w:rPr>
-        <w:drawing>
-          <wp:inline distT="0" distB="0" distL="0" distR="0">
-            <wp:extent cx="5029200" cy="2828925"/>
-            <wp:effectExtent l="0" t="0" r="0" b="9525"/>
-            <wp:docPr id="21" name="Picture 21"/>
-            <wp:cNvGraphicFramePr/>
-            <a:graphic xmlns:a="http://schemas.openxmlformats.org/drawingml/2006/main">
-              <a:graphicData uri="http://schemas.openxmlformats.org/drawingml/2006/picture">
-                <pic:pic xmlns:pic="http://schemas.openxmlformats.org/drawingml/2006/picture">
-                  <pic:nvPicPr>
-                    <pic:cNvPr id="21" name=""/>
-                    <pic:cNvPicPr/>
-                  </pic:nvPicPr>
-                  <pic:blipFill>
-                    <a:blip r:embed="rId21" cstate="print">
-                      <a:extLst>
-                        <a:ext uri="{28A0092B-C50C-407E-A947-70E740481C1C}">
-                          <a14:useLocalDpi xmlns:a14="http://schemas.microsoft.com/office/drawing/2010/main" val="0"/>
-                        </a:ext>
-                      </a:extLst>
-                    </a:blip>
-                    <a:stretch>
-                      <a:fillRect/>
-                    </a:stretch>
-                  </pic:blipFill>
-                  <pic:spPr>
-                    <a:xfrm>
-                      <a:off x="0" y="0"/>
-                      <a:ext cx="5029200" cy="2828925"/>
-                    </a:xfrm>
-                    <a:prstGeom prst="rect">
-                      <a:avLst/>
-                    </a:prstGeom>
-                  </pic:spPr>
-                </pic:pic>
-              </a:graphicData>
-            </a:graphic>
-          </wp:inline>
-        </w:drawing>
-      </w:r>
-    </w:p>
-    <w:p>
-      <w:pPr>
-        <w:pStyle w:val="Caption"/>
-        <w:rPr>
-          <w:i w:val="0"/>
-        </w:rPr>
-      </w:pPr>
-      <w:r>
-        <w:t>Figure: Deviation workflow</w:t>
-      </w:r>
-    </w:p>
-    <w:p>
-      <w:pPr>
-        <w:pStyle w:val="ListBullet"/>
-      </w:pPr>
-      <w:r>
-        <w:rPr>
-          <w:b/>
-        </w:rPr>
-        <w:t>Submit for Review</w:t>
-      </w:r>
-      <w:r>
-        <w:t xml:space="preserve"> — Draft → Under Review</w:t>
-      </w:r>
-    </w:p>
-    <w:p>
-      <w:pPr>
-        <w:pStyle w:val="ListBullet"/>
-      </w:pPr>
-      <w:r>
-        <w:rPr>
-          <w:b/>
-        </w:rPr>
-        <w:t>Acknowledge</w:t>
-      </w:r>
-      <w:r>
-        <w:t xml:space="preserve"> — reviewer marks review complete</w:t>
-      </w:r>
-    </w:p>
-    <w:p>
-      <w:pPr>
-        <w:pStyle w:val="ListBullet"/>
-      </w:pPr>
-      <w:r>
-        <w:rPr>
-          <w:b/>
-        </w:rPr>
-        <w:t>Submit for Approval</w:t>
-      </w:r>
-      <w:r>
-        <w:t xml:space="preserve"> — Under Review → Pending Approval</w:t>
-      </w:r>
-    </w:p>
-    <w:p>
-      <w:pPr>
-        <w:pStyle w:val="ListBullet"/>
-      </w:pPr>
-      <w:r>
-        <w:rPr>
-          <w:b/>
-        </w:rPr>
-        <w:t>Approve</w:t>
-      </w:r>
-      <w:r>
-        <w:t xml:space="preserve"> — Pending Approval → Approved</w:t>
-      </w:r>
-    </w:p>
-    <w:p>
-      <w:pPr>
-        <w:pStyle w:val="ListBullet"/>
-      </w:pPr>
-      <w:r>
-        <w:rPr>
-          <w:b/>
-        </w:rPr>
-        <w:t>Withdraw</w:t>
-      </w:r>
-      <w:r>
-        <w:t xml:space="preserve"> — withdraw before approval</w:t>
-      </w:r>
-    </w:p>
-    <w:p>
-      <w:pPr>
-        <w:pStyle w:val="ListBullet"/>
-      </w:pPr>
-      <w:r>
-        <w:rPr>
-          <w:b/>
-        </w:rPr>
-        <w:t>Request Extension</w:t>
-      </w:r>
-      <w:r>
-        <w:t xml:space="preserve"> — start a Draft Extension from an Approved deviation</w:t>
-      </w:r>
-    </w:p>
-    <w:p>
-      <w:pPr>
-        <w:pStyle w:val="ListBullet"/>
-      </w:pPr>
-      <w:r>
-        <w:rPr>
-          <w:b/>
-        </w:rPr>
-        <w:t>Approve Extension</w:t>
-      </w:r>
-      <w:r>
-        <w:t xml:space="preserve"> — approve an extension</w:t>
-      </w:r>
-    </w:p>
-    <w:p>
-      <w:pPr>
-        <w:pStyle w:val="ListBullet"/>
-      </w:pPr>
-      <w:r>
-        <w:rPr>
-          <w:b/>
-        </w:rPr>
-        <w:t>Close</w:t>
-      </w:r>
-      <w:r>
-        <w:t xml:space="preserve"> — close an Approved or Expired deviation</w:t>
-      </w:r>
-    </w:p>
-    <w:p>
-      <w:pPr>
-        <w:pStyle w:val="ListBullet"/>
-      </w:pPr>
-      <w:r>
-        <w:rPr>
-          <w:b/>
-        </w:rPr>
-        <w:t>Reopen</w:t>
-      </w:r>
-      <w:r>
-        <w:t xml:space="preserve"> — re-open a Closed deviation (requires DeviationReopen)</w:t>
-      </w:r>
-    </w:p>
-    <w:p>
-      <w:pPr>
-        <w:pStyle w:val="Quote"/>
-        <w:rPr>
-          <w:i w:val="0"/>
-        </w:rPr>
-      </w:pPr>
-      <w:r>
-        <w:t>NOTE: New, Link, Unlink and Delete are hidden on the Deviations list — deviations are only created in context from a WO/WR/PM and are never deleted, only cancelled or withdrawn.</w:t>
-      </w:r>
-    </w:p>
-    <w:p>
-      <w:pPr>
-        <w:pStyle w:val="Heading3"/>
-      </w:pPr>
-      <w:bookmarkStart w:id="56" w:name="_Toc227590691"/>
-      <w:r>
-        <w:t>9.7 Linking a Deviation to a WO or WR</w:t>
-      </w:r>
-      <w:bookmarkEnd w:id="56"/>
-    </w:p>
-    <w:p>
-      <w:r>
-        <w:t xml:space="preserve">On the Work Order or Work Request detail view, go to the </w:t>
-      </w:r>
-      <w:r>
-        <w:rPr>
-          <w:b/>
-        </w:rPr>
-        <w:t>Deviations</w:t>
-      </w:r>
-      <w:r>
-        <w:t xml:space="preserve"> tab and add the deviation there. The system will check the deviation's status when you save the WO/WR.</w:t>
+      <w:bookmarkStart w:id="62" w:name="_Toc227592674"/>
+      <w:r>
+        <w:t>10.5 Ad-hoc exports from list views</w:t>
+      </w:r>
+      <w:bookmarkEnd w:id="62"/>
+    </w:p>
+    <w:p>
+      <w:r>
+        <w:t xml:space="preserve">Any list view can be exported without opening a formatted report, using the </w:t>
+      </w:r>
+      <w:r>
+        <w:rPr>
+          <w:b/>
+        </w:rPr>
+        <w:t>Export</w:t>
+      </w:r>
+      <w:r>
+        <w:t xml:space="preserve"> toolbar action. This is useful for quick analyses where no formatted report exists.</w:t>
       </w:r>
     </w:p>
     <w:p>
@@ -9055,427 +9475,7 @@
       <w:pPr>
         <w:pStyle w:val="Heading2"/>
       </w:pPr>
-      <w:bookmarkStart w:id="57" w:name="_Toc227590692"/>
-      <w:r>
-        <w:lastRenderedPageBreak/>
-        <w:t>10. Reports</w:t>
-      </w:r>
-      <w:bookmarkEnd w:id="57"/>
-    </w:p>
-    <w:p>
-      <w:pPr>
-        <w:pStyle w:val="Heading3"/>
-      </w:pPr>
-      <w:bookmarkStart w:id="58" w:name="_Toc227590693"/>
-      <w:r>
-        <w:t>10.1 Where to find reports</w:t>
-      </w:r>
-      <w:bookmarkEnd w:id="58"/>
-    </w:p>
-    <w:p>
-      <w:r>
-        <w:t xml:space="preserve">Reports are under </w:t>
-      </w:r>
-      <w:r>
-        <w:rPr>
-          <w:b/>
-        </w:rPr>
-        <w:t>Navigation → Reports</w:t>
-      </w:r>
-      <w:r>
-        <w:t>.</w:t>
-      </w:r>
-    </w:p>
-    <w:p>
-      <w:pPr>
-        <w:jc w:val="center"/>
-      </w:pPr>
-      <w:r>
-        <w:rPr>
-          <w:noProof/>
-        </w:rPr>
-        <w:drawing>
-          <wp:inline distT="0" distB="0" distL="0" distR="0">
-            <wp:extent cx="5029200" cy="2828925"/>
-            <wp:effectExtent l="0" t="0" r="0" b="9525"/>
-            <wp:docPr id="22" name="Picture 22"/>
-            <wp:cNvGraphicFramePr/>
-            <a:graphic xmlns:a="http://schemas.openxmlformats.org/drawingml/2006/main">
-              <a:graphicData uri="http://schemas.openxmlformats.org/drawingml/2006/picture">
-                <pic:pic xmlns:pic="http://schemas.openxmlformats.org/drawingml/2006/picture">
-                  <pic:nvPicPr>
-                    <pic:cNvPr id="22" name=""/>
-                    <pic:cNvPicPr/>
-                  </pic:nvPicPr>
-                  <pic:blipFill>
-                    <a:blip r:embed="rId23" cstate="print">
-                      <a:extLst>
-                        <a:ext uri="{28A0092B-C50C-407E-A947-70E740481C1C}">
-                          <a14:useLocalDpi xmlns:a14="http://schemas.microsoft.com/office/drawing/2010/main" val="0"/>
-                        </a:ext>
-                      </a:extLst>
-                    </a:blip>
-                    <a:stretch>
-                      <a:fillRect/>
-                    </a:stretch>
-                  </pic:blipFill>
-                  <pic:spPr>
-                    <a:xfrm>
-                      <a:off x="0" y="0"/>
-                      <a:ext cx="5029200" cy="2828925"/>
-                    </a:xfrm>
-                    <a:prstGeom prst="rect">
-                      <a:avLst/>
-                    </a:prstGeom>
-                  </pic:spPr>
-                </pic:pic>
-              </a:graphicData>
-            </a:graphic>
-          </wp:inline>
-        </w:drawing>
-      </w:r>
-    </w:p>
-    <w:p>
-      <w:pPr>
-        <w:pStyle w:val="Caption"/>
-        <w:rPr>
-          <w:i w:val="0"/>
-        </w:rPr>
-      </w:pPr>
-      <w:r>
-        <w:t>Figure: Reports list</w:t>
-      </w:r>
-    </w:p>
-    <w:p>
-      <w:pPr>
-        <w:pStyle w:val="Heading3"/>
-      </w:pPr>
-      <w:bookmarkStart w:id="59" w:name="_Toc227590694"/>
-      <w:r>
-        <w:t>10.2 Built-in reports</w:t>
-      </w:r>
-      <w:bookmarkEnd w:id="59"/>
-    </w:p>
-    <w:p>
-      <w:r>
-        <w:t>Reports commonly available:</w:t>
-      </w:r>
-    </w:p>
-    <w:p>
-      <w:pPr>
-        <w:pStyle w:val="ListBullet"/>
-      </w:pPr>
-      <w:r>
-        <w:rPr>
-          <w:b/>
-        </w:rPr>
-        <w:t>All Work Order Documents</w:t>
-      </w:r>
-      <w:r>
-        <w:t xml:space="preserve"> — list of WOs with headers and key fields</w:t>
-      </w:r>
-    </w:p>
-    <w:p>
-      <w:pPr>
-        <w:pStyle w:val="ListBullet"/>
-      </w:pPr>
-      <w:r>
-        <w:rPr>
-          <w:b/>
-        </w:rPr>
-        <w:t>All Work Request Documents</w:t>
-      </w:r>
-      <w:r>
-        <w:t xml:space="preserve"> — list of WRs</w:t>
-      </w:r>
-    </w:p>
-    <w:p>
-      <w:pPr>
-        <w:pStyle w:val="ListBullet"/>
-      </w:pPr>
-      <w:r>
-        <w:rPr>
-          <w:b/>
-        </w:rPr>
-        <w:t>All PM Patch Documents</w:t>
-      </w:r>
-      <w:r>
-        <w:t xml:space="preserve"> — PM patch summary</w:t>
-      </w:r>
-    </w:p>
-    <w:p>
-      <w:pPr>
-        <w:pStyle w:val="ListBullet"/>
-      </w:pPr>
-      <w:r>
-        <w:rPr>
-          <w:b/>
-        </w:rPr>
-        <w:t>Bad Actor</w:t>
-      </w:r>
-      <w:r>
-        <w:t xml:space="preserve"> — equipment with the highest breakdown frequency</w:t>
-      </w:r>
-    </w:p>
-    <w:p>
-      <w:pPr>
-        <w:pStyle w:val="ListBullet"/>
-      </w:pPr>
-      <w:r>
-        <w:rPr>
-          <w:b/>
-        </w:rPr>
-        <w:t>Weekly AMS Measures</w:t>
-      </w:r>
-      <w:r>
-        <w:t xml:space="preserve"> — KPI measures for the current week</w:t>
-      </w:r>
-    </w:p>
-    <w:p>
-      <w:pPr>
-        <w:pStyle w:val="ListBullet"/>
-      </w:pPr>
-      <w:r>
-        <w:rPr>
-          <w:b/>
-        </w:rPr>
-        <w:t>Monthly KPI Measures</w:t>
-      </w:r>
-      <w:r>
-        <w:t xml:space="preserve"> — AI, ME and SCE monthly KPIs</w:t>
-      </w:r>
-    </w:p>
-    <w:p>
-      <w:pPr>
-        <w:pStyle w:val="ListBullet"/>
-      </w:pPr>
-      <w:r>
-        <w:rPr>
-          <w:b/>
-        </w:rPr>
-        <w:t>Facility / Retail / Terminal Current AMS Measures</w:t>
-      </w:r>
-      <w:r>
-        <w:t xml:space="preserve"> — site-scoped KPIs</w:t>
-      </w:r>
-    </w:p>
-    <w:p>
-      <w:pPr>
-        <w:pStyle w:val="ListBullet"/>
-      </w:pPr>
-      <w:r>
-        <w:rPr>
-          <w:b/>
-        </w:rPr>
-        <w:t>Facility / Retail / Terminal ME Status Report</w:t>
-      </w:r>
-      <w:r>
-        <w:t xml:space="preserve"> — mechanical integrity</w:t>
-      </w:r>
-    </w:p>
-    <w:p>
-      <w:pPr>
-        <w:pStyle w:val="ListBullet"/>
-      </w:pPr>
-      <w:r>
-        <w:rPr>
-          <w:b/>
-        </w:rPr>
-        <w:t>Facility / Retail / Terminal SCE Status Report</w:t>
-      </w:r>
-      <w:r>
-        <w:t xml:space="preserve"> — SCE status</w:t>
-      </w:r>
-    </w:p>
-    <w:p>
-      <w:pPr>
-        <w:pStyle w:val="ListBullet"/>
-      </w:pPr>
-      <w:r>
-        <w:rPr>
-          <w:b/>
-        </w:rPr>
-        <w:t>RETAIL / TERMINAL SCE Deviation LAFD Status Report</w:t>
-      </w:r>
-      <w:r>
-        <w:t xml:space="preserve"> — deviation status for SCE items</w:t>
-      </w:r>
-    </w:p>
-    <w:p>
-      <w:pPr>
-        <w:pStyle w:val="ListBullet"/>
-      </w:pPr>
-      <w:r>
-        <w:rPr>
-          <w:b/>
-        </w:rPr>
-        <w:t>Deviation Layout</w:t>
-      </w:r>
-      <w:r>
-        <w:t xml:space="preserve"> — formatted deviation report for distribution</w:t>
-      </w:r>
-    </w:p>
-    <w:p>
-      <w:pPr>
-        <w:pStyle w:val="Heading3"/>
-      </w:pPr>
-      <w:bookmarkStart w:id="60" w:name="_Toc227590695"/>
-      <w:r>
-        <w:t>10.3 Running a report</w:t>
-      </w:r>
-      <w:bookmarkEnd w:id="60"/>
-    </w:p>
-    <w:p>
-      <w:pPr>
-        <w:pStyle w:val="ListNumber"/>
-      </w:pPr>
-      <w:r>
-        <w:t>Click the report name.</w:t>
-      </w:r>
-    </w:p>
-    <w:p>
-      <w:pPr>
-        <w:pStyle w:val="ListNumber"/>
-      </w:pPr>
-      <w:r>
-        <w:t>Enter the parameters in the dialog (typically Company, Date From, Date To, Equipment Class or Discipline).</w:t>
-      </w:r>
-    </w:p>
-    <w:p>
-      <w:pPr>
-        <w:pStyle w:val="ListNumber"/>
-      </w:pPr>
-      <w:r>
-        <w:t xml:space="preserve">Click </w:t>
-      </w:r>
-      <w:r>
-        <w:rPr>
-          <w:b/>
-        </w:rPr>
-        <w:t>OK</w:t>
-      </w:r>
-      <w:r>
-        <w:t xml:space="preserve"> to render the report preview.</w:t>
-      </w:r>
-    </w:p>
-    <w:p>
-      <w:pPr>
-        <w:jc w:val="center"/>
-      </w:pPr>
-      <w:r>
-        <w:rPr>
-          <w:noProof/>
-        </w:rPr>
-        <w:lastRenderedPageBreak/>
-        <w:drawing>
-          <wp:inline distT="0" distB="0" distL="0" distR="0">
-            <wp:extent cx="5029200" cy="2828925"/>
-            <wp:effectExtent l="0" t="0" r="0" b="9525"/>
-            <wp:docPr id="23" name="Picture 23"/>
-            <wp:cNvGraphicFramePr/>
-            <a:graphic xmlns:a="http://schemas.openxmlformats.org/drawingml/2006/main">
-              <a:graphicData uri="http://schemas.openxmlformats.org/drawingml/2006/picture">
-                <pic:pic xmlns:pic="http://schemas.openxmlformats.org/drawingml/2006/picture">
-                  <pic:nvPicPr>
-                    <pic:cNvPr id="23" name=""/>
-                    <pic:cNvPicPr/>
-                  </pic:nvPicPr>
-                  <pic:blipFill>
-                    <a:blip r:embed="rId24" cstate="print">
-                      <a:extLst>
-                        <a:ext uri="{28A0092B-C50C-407E-A947-70E740481C1C}">
-                          <a14:useLocalDpi xmlns:a14="http://schemas.microsoft.com/office/drawing/2010/main" val="0"/>
-                        </a:ext>
-                      </a:extLst>
-                    </a:blip>
-                    <a:stretch>
-                      <a:fillRect/>
-                    </a:stretch>
-                  </pic:blipFill>
-                  <pic:spPr>
-                    <a:xfrm>
-                      <a:off x="0" y="0"/>
-                      <a:ext cx="5029200" cy="2828925"/>
-                    </a:xfrm>
-                    <a:prstGeom prst="rect">
-                      <a:avLst/>
-                    </a:prstGeom>
-                  </pic:spPr>
-                </pic:pic>
-              </a:graphicData>
-            </a:graphic>
-          </wp:inline>
-        </w:drawing>
-      </w:r>
-    </w:p>
-    <w:p>
-      <w:pPr>
-        <w:pStyle w:val="Caption"/>
-        <w:rPr>
-          <w:i w:val="0"/>
-        </w:rPr>
-      </w:pPr>
-      <w:r>
-        <w:t>Figure: Report preview</w:t>
-      </w:r>
-    </w:p>
-    <w:p>
-      <w:pPr>
-        <w:pStyle w:val="ListNumber"/>
-      </w:pPr>
-      <w:r>
-        <w:t>Use the preview toolbar to page through, zoom, export or print.</w:t>
-      </w:r>
-    </w:p>
-    <w:p>
-      <w:pPr>
-        <w:pStyle w:val="Heading3"/>
-      </w:pPr>
-      <w:bookmarkStart w:id="61" w:name="_Toc227590696"/>
-      <w:r>
-        <w:t>10.4 Exporting and printing</w:t>
-      </w:r>
-      <w:bookmarkEnd w:id="61"/>
-    </w:p>
-    <w:p>
-      <w:r>
-        <w:t>The preview supports export to PDF, XLSX, DOCX, MHT, RTF, XLS, CSV, TXT and image formats. For sharing by email, PDF or XLSX are preferred.</w:t>
-      </w:r>
-    </w:p>
-    <w:p>
-      <w:pPr>
-        <w:pStyle w:val="Heading3"/>
-      </w:pPr>
-      <w:bookmarkStart w:id="62" w:name="_Toc227590697"/>
-      <w:r>
-        <w:t>10.5 Ad-hoc exports from list views</w:t>
-      </w:r>
-      <w:bookmarkEnd w:id="62"/>
-    </w:p>
-    <w:p>
-      <w:r>
-        <w:t xml:space="preserve">Any list view can be exported without opening a formatted report, using the </w:t>
-      </w:r>
-      <w:r>
-        <w:rPr>
-          <w:b/>
-        </w:rPr>
-        <w:t>Export</w:t>
-      </w:r>
-      <w:r>
-        <w:t xml:space="preserve"> toolbar action. This is useful for quick analyses where no formatted report exists.</w:t>
-      </w:r>
-    </w:p>
-    <w:p>
-      <w:r>
-        <w:br w:type="page"/>
-      </w:r>
-    </w:p>
-    <w:p>
-      <w:pPr>
-        <w:pStyle w:val="Heading2"/>
-      </w:pPr>
-      <w:bookmarkStart w:id="63" w:name="_Toc227590698"/>
+      <w:bookmarkStart w:id="63" w:name="_Toc227592675"/>
       <w:r>
         <w:lastRenderedPageBreak/>
         <w:t>11. Tips and troubleshooting</w:t>
@@ -9486,7 +9486,7 @@
       <w:pPr>
         <w:pStyle w:val="Heading3"/>
       </w:pPr>
-      <w:bookmarkStart w:id="64" w:name="_Toc227590699"/>
+      <w:bookmarkStart w:id="64" w:name="_Toc227592676"/>
       <w:r>
         <w:t>11.1 I cannot see a menu I expect</w:t>
       </w:r>
@@ -9501,7 +9501,7 @@
       <w:pPr>
         <w:pStyle w:val="Heading3"/>
       </w:pPr>
-      <w:bookmarkStart w:id="65" w:name="_Toc227590700"/>
+      <w:bookmarkStart w:id="65" w:name="_Toc227592677"/>
       <w:r>
         <w:t>11.2 I cannot delete a record</w:t>
       </w:r>
@@ -9534,7 +9534,7 @@
       <w:pPr>
         <w:pStyle w:val="Heading3"/>
       </w:pPr>
-      <w:bookmarkStart w:id="66" w:name="_Toc227590701"/>
+      <w:bookmarkStart w:id="66" w:name="_Toc227592678"/>
       <w:r>
         <w:t>11.3 I cannot save a Work Order</w:t>
       </w:r>
@@ -9573,7 +9573,7 @@
       <w:pPr>
         <w:pStyle w:val="Heading3"/>
       </w:pPr>
-      <w:bookmarkStart w:id="67" w:name="_Toc227590702"/>
+      <w:bookmarkStart w:id="67" w:name="_Toc227592679"/>
       <w:r>
         <w:t>11.4 Posting a PR to SAP fails</w:t>
       </w:r>
@@ -9588,7 +9588,7 @@
       <w:pPr>
         <w:pStyle w:val="Heading3"/>
       </w:pPr>
-      <w:bookmarkStart w:id="68" w:name="_Toc227590703"/>
+      <w:bookmarkStart w:id="68" w:name="_Toc227592680"/>
       <w:r>
         <w:t>11.5 Dates look wrong</w:t>
       </w:r>
@@ -9603,7 +9603,7 @@
       <w:pPr>
         <w:pStyle w:val="Heading3"/>
       </w:pPr>
-      <w:bookmarkStart w:id="69" w:name="_Toc227590704"/>
+      <w:bookmarkStart w:id="69" w:name="_Toc227592681"/>
       <w:r>
         <w:t>11.6 My layout or filters have disappeared</w:t>
       </w:r>
@@ -9627,7 +9627,7 @@
       <w:pPr>
         <w:pStyle w:val="Heading3"/>
       </w:pPr>
-      <w:bookmarkStart w:id="70" w:name="_Toc227590705"/>
+      <w:bookmarkStart w:id="70" w:name="_Toc227592682"/>
       <w:r>
         <w:t>11.7 Getting help</w:t>
       </w:r>
@@ -9671,7 +9671,7 @@
       <w:pPr>
         <w:pStyle w:val="Heading2"/>
       </w:pPr>
-      <w:bookmarkStart w:id="71" w:name="_Toc227590706"/>
+      <w:bookmarkStart w:id="71" w:name="_Toc227592683"/>
       <w:r>
         <w:lastRenderedPageBreak/>
         <w:t>12. Glossary</w:t>
@@ -9955,12 +9955,12 @@
       <w:bookmarkEnd w:id="72"/>
     </w:p>
     <w:sectPr>
-      <w:headerReference w:type="even" r:id="rId25"/>
-      <w:headerReference w:type="default" r:id="rId26"/>
-      <w:footerReference w:type="even" r:id="rId27"/>
-      <w:footerReference w:type="default" r:id="rId28"/>
-      <w:headerReference w:type="first" r:id="rId29"/>
-      <w:footerReference w:type="first" r:id="rId30"/>
+      <w:headerReference w:type="even" r:id="rId23"/>
+      <w:headerReference w:type="default" r:id="rId24"/>
+      <w:footerReference w:type="even" r:id="rId25"/>
+      <w:footerReference w:type="default" r:id="rId26"/>
+      <w:headerReference w:type="first" r:id="rId27"/>
+      <w:footerReference w:type="first" r:id="rId28"/>
       <w:pgSz w:w="12240" w:h="15840"/>
       <w:pgMar w:top="1440" w:right="1440" w:bottom="1440" w:left="1440" w:header="720" w:footer="720" w:gutter="0"/>
       <w:cols w:space="720"/>
@@ -10159,7 +10159,7 @@
   <w:abstractNum w:abstractNumId="0">
     <w:nsid w:val="FFFFFF88"/>
     <w:multiLevelType w:val="singleLevel"/>
-    <w:tmpl w:val="1708F5F0"/>
+    <w:tmpl w:val="81C838AC"/>
     <w:lvl w:ilvl="0">
       <w:start w:val="1"/>
       <w:numFmt w:val="decimal"/>
@@ -10177,7 +10177,7 @@
   <w:abstractNum w:abstractNumId="1">
     <w:nsid w:val="FFFFFF89"/>
     <w:multiLevelType w:val="singleLevel"/>
-    <w:tmpl w:val="BCD6034E"/>
+    <w:tmpl w:val="4D7631FA"/>
     <w:lvl w:ilvl="0">
       <w:start w:val="1"/>
       <w:numFmt w:val="bullet"/>
@@ -10608,7 +10608,7 @@
     <w:link w:val="Heading1Char"/>
     <w:uiPriority w:val="9"/>
     <w:qFormat/>
-    <w:rsid w:val="00D818AB"/>
+    <w:rsid w:val="00E529E1"/>
     <w:pPr>
       <w:keepNext/>
       <w:keepLines/>
@@ -10630,7 +10630,7 @@
     <w:uiPriority w:val="9"/>
     <w:unhideWhenUsed/>
     <w:qFormat/>
-    <w:rsid w:val="00D818AB"/>
+    <w:rsid w:val="00E529E1"/>
     <w:pPr>
       <w:keepNext/>
       <w:keepLines/>
@@ -10652,7 +10652,7 @@
     <w:uiPriority w:val="9"/>
     <w:unhideWhenUsed/>
     <w:qFormat/>
-    <w:rsid w:val="00D818AB"/>
+    <w:rsid w:val="00E529E1"/>
     <w:pPr>
       <w:keepNext/>
       <w:keepLines/>
@@ -10700,7 +10700,7 @@
     <w:link w:val="TitleChar"/>
     <w:uiPriority w:val="10"/>
     <w:qFormat/>
-    <w:rsid w:val="00D818AB"/>
+    <w:rsid w:val="00E529E1"/>
     <w:pPr>
       <w:spacing w:after="0" w:line="240" w:lineRule="auto"/>
       <w:contextualSpacing/>
@@ -10718,7 +10718,7 @@
     <w:basedOn w:val="DefaultParagraphFont"/>
     <w:link w:val="Title"/>
     <w:uiPriority w:val="10"/>
-    <w:rsid w:val="00D818AB"/>
+    <w:rsid w:val="00E529E1"/>
     <w:rPr>
       <w:rFonts w:asciiTheme="majorHAnsi" w:eastAsiaTheme="majorEastAsia" w:hAnsiTheme="majorHAnsi" w:cstheme="majorBidi"/>
       <w:spacing w:val="-10"/>
@@ -10734,7 +10734,7 @@
     <w:link w:val="SubtitleChar"/>
     <w:uiPriority w:val="11"/>
     <w:qFormat/>
-    <w:rsid w:val="00D818AB"/>
+    <w:rsid w:val="00E529E1"/>
     <w:pPr>
       <w:numPr>
         <w:ilvl w:val="1"/>
@@ -10751,7 +10751,7 @@
     <w:basedOn w:val="DefaultParagraphFont"/>
     <w:link w:val="Subtitle"/>
     <w:uiPriority w:val="11"/>
-    <w:rsid w:val="00D818AB"/>
+    <w:rsid w:val="00E529E1"/>
     <w:rPr>
       <w:rFonts w:eastAsiaTheme="minorEastAsia"/>
       <w:color w:val="5A5A5A" w:themeColor="text1" w:themeTint="A5"/>
@@ -10765,7 +10765,7 @@
     <w:uiPriority w:val="35"/>
     <w:unhideWhenUsed/>
     <w:qFormat/>
-    <w:rsid w:val="00D818AB"/>
+    <w:rsid w:val="00E529E1"/>
     <w:pPr>
       <w:spacing w:after="200" w:line="240" w:lineRule="auto"/>
     </w:pPr>
@@ -10782,7 +10782,7 @@
     <w:basedOn w:val="DefaultParagraphFont"/>
     <w:link w:val="Heading2"/>
     <w:uiPriority w:val="9"/>
-    <w:rsid w:val="00D818AB"/>
+    <w:rsid w:val="00E529E1"/>
     <w:rPr>
       <w:rFonts w:asciiTheme="majorHAnsi" w:eastAsiaTheme="majorEastAsia" w:hAnsiTheme="majorHAnsi" w:cstheme="majorBidi"/>
       <w:color w:val="2E74B5" w:themeColor="accent1" w:themeShade="BF"/>
@@ -10795,7 +10795,7 @@
     <w:basedOn w:val="DefaultParagraphFont"/>
     <w:link w:val="Heading3"/>
     <w:uiPriority w:val="9"/>
-    <w:rsid w:val="00D818AB"/>
+    <w:rsid w:val="00E529E1"/>
     <w:rPr>
       <w:rFonts w:asciiTheme="majorHAnsi" w:eastAsiaTheme="majorEastAsia" w:hAnsiTheme="majorHAnsi" w:cstheme="majorBidi"/>
       <w:color w:val="1F4D78" w:themeColor="accent1" w:themeShade="7F"/>
@@ -10808,7 +10808,7 @@
     <w:basedOn w:val="Normal"/>
     <w:uiPriority w:val="99"/>
     <w:unhideWhenUsed/>
-    <w:rsid w:val="00D818AB"/>
+    <w:rsid w:val="00E529E1"/>
     <w:pPr>
       <w:numPr>
         <w:numId w:val="1"/>
@@ -10823,7 +10823,7 @@
     <w:link w:val="QuoteChar"/>
     <w:uiPriority w:val="29"/>
     <w:qFormat/>
-    <w:rsid w:val="00D818AB"/>
+    <w:rsid w:val="00E529E1"/>
     <w:pPr>
       <w:spacing w:before="200"/>
       <w:ind w:left="864" w:right="864"/>
@@ -10840,7 +10840,7 @@
     <w:basedOn w:val="DefaultParagraphFont"/>
     <w:link w:val="Quote"/>
     <w:uiPriority w:val="29"/>
-    <w:rsid w:val="00D818AB"/>
+    <w:rsid w:val="00E529E1"/>
     <w:rPr>
       <w:rFonts w:ascii="Calibri" w:hAnsi="Calibri" w:cs="Calibri"/>
       <w:i/>
@@ -10853,7 +10853,7 @@
     <w:basedOn w:val="Normal"/>
     <w:uiPriority w:val="99"/>
     <w:unhideWhenUsed/>
-    <w:rsid w:val="00D818AB"/>
+    <w:rsid w:val="00E529E1"/>
     <w:pPr>
       <w:numPr>
         <w:numId w:val="2"/>
@@ -10866,7 +10866,7 @@
     <w:basedOn w:val="DefaultParagraphFont"/>
     <w:link w:val="Heading1"/>
     <w:uiPriority w:val="9"/>
-    <w:rsid w:val="00D818AB"/>
+    <w:rsid w:val="00E529E1"/>
     <w:rPr>
       <w:rFonts w:asciiTheme="majorHAnsi" w:eastAsiaTheme="majorEastAsia" w:hAnsiTheme="majorHAnsi" w:cstheme="majorBidi"/>
       <w:color w:val="2E74B5" w:themeColor="accent1" w:themeShade="BF"/>
@@ -10881,7 +10881,7 @@
     <w:autoRedefine/>
     <w:uiPriority w:val="39"/>
     <w:unhideWhenUsed/>
-    <w:rsid w:val="00D818AB"/>
+    <w:rsid w:val="00E529E1"/>
     <w:pPr>
       <w:spacing w:after="100"/>
     </w:pPr>
@@ -10893,7 +10893,7 @@
     <w:autoRedefine/>
     <w:uiPriority w:val="39"/>
     <w:unhideWhenUsed/>
-    <w:rsid w:val="00D818AB"/>
+    <w:rsid w:val="00E529E1"/>
     <w:pPr>
       <w:spacing w:after="100"/>
       <w:ind w:left="220"/>
@@ -10906,7 +10906,7 @@
     <w:autoRedefine/>
     <w:uiPriority w:val="39"/>
     <w:unhideWhenUsed/>
-    <w:rsid w:val="00D818AB"/>
+    <w:rsid w:val="00E529E1"/>
     <w:pPr>
       <w:spacing w:after="100"/>
       <w:ind w:left="440"/>
@@ -10918,7 +10918,7 @@
     <w:link w:val="HeaderChar"/>
     <w:uiPriority w:val="99"/>
     <w:unhideWhenUsed/>
-    <w:rsid w:val="00D818AB"/>
+    <w:rsid w:val="00E529E1"/>
     <w:pPr>
       <w:tabs>
         <w:tab w:val="center" w:pos="4680"/>
@@ -10932,7 +10932,7 @@
     <w:basedOn w:val="DefaultParagraphFont"/>
     <w:link w:val="Header"/>
     <w:uiPriority w:val="99"/>
-    <w:rsid w:val="00D818AB"/>
+    <w:rsid w:val="00E529E1"/>
     <w:rPr>
       <w:rFonts w:ascii="Calibri" w:hAnsi="Calibri" w:cs="Calibri"/>
     </w:rPr>
@@ -10943,7 +10943,7 @@
     <w:link w:val="FooterChar"/>
     <w:uiPriority w:val="99"/>
     <w:unhideWhenUsed/>
-    <w:rsid w:val="00D818AB"/>
+    <w:rsid w:val="00E529E1"/>
     <w:pPr>
       <w:tabs>
         <w:tab w:val="center" w:pos="4680"/>
@@ -10957,7 +10957,7 @@
     <w:basedOn w:val="DefaultParagraphFont"/>
     <w:link w:val="Footer"/>
     <w:uiPriority w:val="99"/>
-    <w:rsid w:val="00D818AB"/>
+    <w:rsid w:val="00E529E1"/>
     <w:rPr>
       <w:rFonts w:ascii="Calibri" w:hAnsi="Calibri" w:cs="Calibri"/>
     </w:rPr>
@@ -10968,7 +10968,7 @@
     <w:uiPriority w:val="99"/>
     <w:semiHidden/>
     <w:unhideWhenUsed/>
-    <w:rsid w:val="00D818AB"/>
+    <w:rsid w:val="00E529E1"/>
   </w:style>
 </w:styles>
 </file>
